--- a/中期汇报.docx
+++ b/中期汇报.docx
@@ -4,68 +4,27 @@
   <w:body>
     <w:p>
       <w:pPr>
-        <w:spacing w:before="160" w:after="80"/>
+        <w:pStyle w:val="Title"/>
+        <w:jc w:val="center"/>
       </w:pPr>
       <w:r>
         <w:rPr>
-          <w:rFonts w:ascii="Calibri" w:hAnsi="Calibri" w:eastAsia="Microsoft YaHei"/>
-          <w:b/>
-          <w:color w:val="1F4D78"/>
-          <w:sz w:val="50"/>
+          <w:color w:val="000000"/>
         </w:rPr>
-        <w:t>正则表达式引擎阶段汇报</w:t>
+        <w:t>正则表达式引擎最终汇报讲稿</w:t>
       </w:r>
     </w:p>
     <w:p>
       <w:pPr>
-        <w:spacing w:after="280"/>
+        <w:jc w:val="center"/>
       </w:pPr>
       <w:r>
         <w:rPr>
-          <w:rFonts w:ascii="Calibri" w:hAnsi="Calibri" w:eastAsia="Microsoft YaHei"/>
-          <w:color w:val="667085"/>
-          <w:sz w:val="26"/>
-        </w:rPr>
-        <w:t>汇报讲稿与现场演示指南</w:t>
-      </w:r>
-    </w:p>
-    <w:p>
-      <w:pPr>
-        <w:spacing w:after="240" w:line="288" w:lineRule="auto"/>
-        <w:shd w:fill="E8EEF5"/>
-        <w:pBdr>
-          <w:left w:val="single" w:sz="20" w:space="8" w:color="2E74B5"/>
-        </w:pBdr>
-      </w:pPr>
-      <w:r>
-        <w:rPr>
-          <w:rFonts w:ascii="Calibri" w:hAnsi="Calibri" w:eastAsia="Microsoft YaHei"/>
-          <w:b/>
-          <w:color w:val="1F4D78"/>
+          <w:rFonts w:ascii="Microsoft YaHei" w:hAnsi="Microsoft YaHei" w:eastAsia="Microsoft YaHei"/>
+          <w:color w:val="555555"/>
           <w:sz w:val="22"/>
         </w:rPr>
-        <w:t xml:space="preserve">建议节奏  </w:t>
-      </w:r>
-      <w:r>
-        <w:rPr>
-          <w:rFonts w:ascii="Calibri" w:hAnsi="Calibri" w:eastAsia="Microsoft YaHei"/>
-          <w:color w:val="000000"/>
-          <w:sz w:val="22"/>
-        </w:rPr>
-        <w:t>题目介绍 1 分钟 | 计划与进展 2 分钟 | 遇到的问题 1.5 分钟 | 演示 2 分钟</w:t>
-      </w:r>
-    </w:p>
-    <w:p>
-      <w:pPr>
-        <w:spacing w:before="0" w:after="120" w:line="300" w:lineRule="auto"/>
-      </w:pPr>
-      <w:r>
-        <w:rPr>
-          <w:rFonts w:ascii="Calibri" w:hAnsi="Calibri" w:eastAsia="Microsoft YaHei"/>
-          <w:color w:val="000000"/>
-          <w:sz w:val="22"/>
-        </w:rPr>
-        <w:t>使用方式：先按第 1～3 部分完成口头汇报，再切换到 PowerShell，严格按第 4 部分顺序演示。表述当前进度时保持准确，不要说整个系统已经全部完成。</w:t>
+        <w:t>根据当前项目最终状态整理，适用于答辩与课堂汇报。</w:t>
       </w:r>
     </w:p>
     <w:p>
@@ -77,171 +36,41 @@
       </w:r>
     </w:p>
     <w:p>
-      <w:pPr>
-        <w:spacing w:before="60" w:after="160" w:line="300" w:lineRule="auto"/>
-        <w:ind w:left="230" w:right="115"/>
-        <w:shd w:fill="F4F7FB"/>
-        <w:pBdr>
-          <w:left w:val="single" w:sz="20" w:space="8" w:color="2E74B5"/>
-        </w:pBdr>
-      </w:pPr>
       <w:r>
-        <w:rPr>
-          <w:rFonts w:ascii="Calibri" w:hAnsi="Calibri" w:eastAsia="Microsoft YaHei"/>
-          <w:b/>
-          <w:color w:val="1F4D78"/>
-          <w:sz w:val="22"/>
-        </w:rPr>
-        <w:t>讲稿：</w:t>
-      </w:r>
-      <w:r>
-        <w:rPr>
-          <w:rFonts w:ascii="Calibri" w:hAnsi="Calibri" w:eastAsia="Microsoft YaHei"/>
-          <w:color w:val="000000"/>
-          <w:sz w:val="22"/>
-        </w:rPr>
-        <w:t>我的题目是使用 C17 从零实现一个正则表达式引擎，不调用现成的正则库。系统完整路线是：正则表达式经过词法分析生成 token，再由语法分析器生成 AST，之后使用 Thompson 构造生成 NFA，后续再转换为 DFA，并用 Hopcroft 算法进行最小化。</w:t>
-      </w:r>
-    </w:p>
-    <w:p>
-      <w:pPr>
-        <w:spacing w:before="60" w:after="160" w:line="300" w:lineRule="auto"/>
-        <w:ind w:left="230" w:right="115"/>
-        <w:shd w:fill="F4F7FB"/>
-        <w:pBdr>
-          <w:left w:val="single" w:sz="20" w:space="8" w:color="2E74B5"/>
-        </w:pBdr>
-      </w:pPr>
-      <w:r>
-        <w:rPr>
-          <w:rFonts w:ascii="Calibri" w:hAnsi="Calibri" w:eastAsia="Microsoft YaHei"/>
-          <w:b/>
-          <w:color w:val="1F4D78"/>
-          <w:sz w:val="22"/>
-        </w:rPr>
-        <w:t>讲稿：</w:t>
-      </w:r>
-      <w:r>
-        <w:rPr>
-          <w:rFonts w:ascii="Calibri" w:hAnsi="Calibri" w:eastAsia="Microsoft YaHei"/>
-          <w:color w:val="000000"/>
-          <w:sz w:val="22"/>
-        </w:rPr>
-        <w:t>系统需要支持普通字符、字符类、括号、选择、连接、*、+、?、{m,n}、锚点和常用转义，并提供 compile、match、search、findall 等接口。当前实现按字节处理文本，重点是完成正则解析和自动机执行流程。</w:t>
-      </w:r>
-    </w:p>
-    <w:p>
-      <w:pPr>
-        <w:pStyle w:val="Heading2"/>
-      </w:pPr>
-      <w:r>
-        <w:t>技术路线</w:t>
-      </w:r>
-    </w:p>
-    <w:p>
-      <w:pPr>
-        <w:keepLines/>
-        <w:spacing w:before="40" w:after="140" w:line="252" w:lineRule="auto"/>
-        <w:ind w:left="259" w:right="115"/>
-        <w:shd w:fill="F5F7FA"/>
-      </w:pPr>
-      <w:r>
-        <w:rPr>
-          <w:rFonts w:ascii="Consolas" w:hAnsi="Consolas" w:eastAsia="Microsoft YaHei"/>
-          <w:color w:val="000000"/>
-          <w:sz w:val="18"/>
-        </w:rPr>
-        <w:t>正则表达式</w:t>
-        <w:br/>
-        <w:t xml:space="preserve">  -&gt; Lexer：生成 Token</w:t>
-        <w:br/>
-        <w:t xml:space="preserve">  -&gt; Parser：生成 AST</w:t>
-        <w:br/>
-        <w:t xml:space="preserve">  -&gt; Thompson 构造</w:t>
-        <w:br/>
-        <w:t xml:space="preserve">  -&gt; epsilon-NFA</w:t>
-        <w:br/>
-        <w:t xml:space="preserve">  -&gt; DFA 与 Hopcroft 最小化（下一阶段）</w:t>
-      </w:r>
-    </w:p>
-    <w:p>
-      <w:pPr>
-        <w:pStyle w:val="Heading2"/>
-      </w:pPr>
-      <w:r>
-        <w:t>介绍时要强调的三点</w:t>
+        <w:t>本项目使用 C17 从零实现一个正则表达式引擎，不调用现成 regex 库。系统主线是：正则表达式先经过词法分析生成 token，再由递归下降语法分析生成 AST，之后使用 Thompson 构造生成 NFA，再转换为 DFA，并使用 Hopcroft 算法完成最小化。</w:t>
       </w:r>
     </w:p>
     <w:p>
       <w:pPr>
         <w:pStyle w:val="ListBullet"/>
-        <w:spacing w:after="80" w:line="300" w:lineRule="auto"/>
-        <w:ind w:left="540" w:hanging="271"/>
       </w:pPr>
       <w:r>
         <w:rPr>
-          <w:rFonts w:ascii="Calibri" w:hAnsi="Calibri" w:eastAsia="Microsoft YaHei"/>
-          <w:b/>
-          <w:color w:val="000000"/>
-          <w:sz w:val="22"/>
+          <w:rFonts w:ascii="Microsoft YaHei" w:hAnsi="Microsoft YaHei" w:eastAsia="Microsoft YaHei"/>
         </w:rPr>
-        <w:t>从零实现：</w:t>
-      </w:r>
-      <w:r>
-        <w:rPr>
-          <w:rFonts w:ascii="Calibri" w:hAnsi="Calibri" w:eastAsia="Microsoft YaHei"/>
-          <w:color w:val="000000"/>
-          <w:sz w:val="22"/>
-        </w:rPr>
-        <w:t>不调用现成 regex 库，核心解析和自动机构造由项目完成。</w:t>
+        <w:t>支持普通字符、字符类、括号、选择、连接、*, +, ?, {m}, {m,}, {m,n}、锚点和常用转义。</w:t>
       </w:r>
     </w:p>
     <w:p>
       <w:pPr>
         <w:pStyle w:val="ListBullet"/>
-        <w:spacing w:after="80" w:line="300" w:lineRule="auto"/>
-        <w:ind w:left="540" w:hanging="271"/>
       </w:pPr>
       <w:r>
         <w:rPr>
-          <w:rFonts w:ascii="Calibri" w:hAnsi="Calibri" w:eastAsia="Microsoft YaHei"/>
-          <w:b/>
-          <w:color w:val="000000"/>
-          <w:sz w:val="22"/>
+          <w:rFonts w:ascii="Microsoft YaHei" w:hAnsi="Microsoft YaHei" w:eastAsia="Microsoft YaHei"/>
         </w:rPr>
-        <w:t>工程链路：</w:t>
-      </w:r>
-      <w:r>
-        <w:rPr>
-          <w:rFonts w:ascii="Calibri" w:hAnsi="Calibri" w:eastAsia="Microsoft YaHei"/>
-          <w:color w:val="000000"/>
-          <w:sz w:val="22"/>
-        </w:rPr>
-        <w:t>不是只判断匹配结果，还保留 token、AST 和后续状态机中间结果。</w:t>
+        <w:t>提供 regex_compile、regex_search、regex_match、regex_findall、regex_get_stats 等接口。</w:t>
       </w:r>
     </w:p>
     <w:p>
       <w:pPr>
         <w:pStyle w:val="ListBullet"/>
-        <w:spacing w:after="80" w:line="300" w:lineRule="auto"/>
-        <w:ind w:left="540" w:hanging="271"/>
       </w:pPr>
       <w:r>
         <w:rPr>
-          <w:rFonts w:ascii="Calibri" w:hAnsi="Calibri" w:eastAsia="Microsoft YaHei"/>
-          <w:b/>
-          <w:color w:val="000000"/>
-          <w:sz w:val="22"/>
+          <w:rFonts w:ascii="Microsoft YaHei" w:hAnsi="Microsoft YaHei" w:eastAsia="Microsoft YaHei"/>
         </w:rPr>
-        <w:t>算法主线：</w:t>
-      </w:r>
-      <w:r>
-        <w:rPr>
-          <w:rFonts w:ascii="Calibri" w:hAnsi="Calibri" w:eastAsia="Microsoft YaHei"/>
-          <w:color w:val="000000"/>
-          <w:sz w:val="22"/>
-        </w:rPr>
-        <w:t>递归下降解析 + Thompson NFA + DFA 子集构造 + Hopcroft 最小化。</w:t>
+        <w:t>同时提供 token、AST、NFA、DFA、DOT 导出和 benchmark 工具，便于调试、演示和分析。</w:t>
       </w:r>
     </w:p>
     <w:p>
@@ -249,93 +78,42 @@
         <w:pStyle w:val="Heading1"/>
       </w:pPr>
       <w:r>
-        <w:t>2. 开发计划和进展</w:t>
+        <w:t>2. 开发计划与当前进展</w:t>
       </w:r>
     </w:p>
     <w:p>
-      <w:pPr>
-        <w:spacing w:before="60" w:after="160" w:line="300" w:lineRule="auto"/>
-        <w:ind w:left="230" w:right="115"/>
-        <w:shd w:fill="F4F7FB"/>
-        <w:pBdr>
-          <w:left w:val="single" w:sz="20" w:space="8" w:color="2E74B5"/>
-        </w:pBdr>
-      </w:pPr>
       <w:r>
-        <w:rPr>
-          <w:rFonts w:ascii="Calibri" w:hAnsi="Calibri" w:eastAsia="Microsoft YaHei"/>
-          <w:b/>
-          <w:color w:val="1F4D78"/>
-          <w:sz w:val="22"/>
-        </w:rPr>
-        <w:t>讲稿：</w:t>
-      </w:r>
-      <w:r>
-        <w:rPr>
-          <w:rFonts w:ascii="Calibri" w:hAnsi="Calibri" w:eastAsia="Microsoft YaHei"/>
-          <w:color w:val="000000"/>
-          <w:sz w:val="22"/>
-        </w:rPr>
-        <w:t>项目按两周计划推进。目前已经完成需求分析、系统设计、工程骨架和解析器阶段。Lexer 可以识别操作符、字符类、转义和区间量词；Parser 使用递归下降方法生成 AST，并按照‘重复高于连接、连接高于选择’处理优先级。捕获组已经在 AST 中完成编号，基础 Thompson NFA 和 match、search、findall 已经跑通。</w:t>
-      </w:r>
-    </w:p>
-    <w:p>
-      <w:pPr>
-        <w:pStyle w:val="Heading2"/>
-      </w:pPr>
-      <w:r>
-        <w:t>开发计划</w:t>
+        <w:t>项目已经从需求分析推进到最终演示阶段。当前 lexer、parser、AST、NFA、DFA、MinDFA、捕获组、DOT 可视化、性能测试和命令行工具都已完成，Windows 原生环境可以直接构建和演示。</w:t>
       </w:r>
     </w:p>
     <w:tbl>
       <w:tblPr>
-        <w:tblW w:type="dxa" w:w="9360"/>
-        <w:jc w:val="left"/>
-        <w:tblLayout w:type="fixed"/>
+        <w:tblStyle w:val="TableGrid"/>
+        <w:tblW w:type="auto" w:w="0"/>
         <w:tblLook w:firstColumn="1" w:firstRow="1" w:lastColumn="0" w:lastRow="0" w:noHBand="0" w:noVBand="1" w:val="04A0"/>
-        <w:tblInd w:w="120" w:type="dxa"/>
-        <w:tblBorders>
-          <w:top w:val="single" w:sz="6" w:color="B8C4D1"/>
-          <w:left w:val="single" w:sz="6" w:color="B8C4D1"/>
-          <w:bottom w:val="single" w:sz="6" w:color="B8C4D1"/>
-          <w:right w:val="single" w:sz="6" w:color="B8C4D1"/>
-          <w:insideH w:val="single" w:sz="6" w:color="B8C4D1"/>
-          <w:insideV w:val="single" w:sz="6" w:color="B8C4D1"/>
-        </w:tblBorders>
       </w:tblPr>
       <w:tblGrid>
-        <w:gridCol w:w="1650"/>
-        <w:gridCol w:w="1450"/>
-        <w:gridCol w:w="3900"/>
-        <w:gridCol w:w="2360"/>
+        <w:gridCol w:w="2256"/>
+        <w:gridCol w:w="2256"/>
+        <w:gridCol w:w="2256"/>
+        <w:gridCol w:w="2256"/>
       </w:tblGrid>
       <w:tr>
-        <w:trPr>
-          <w:tblHeader w:val="true"/>
-        </w:trPr>
         <w:tc>
           <w:tcPr>
-            <w:tcW w:type="dxa" w:w="1650"/>
-            <w:tcMar>
-              <w:top w:w="80" w:type="dxa"/>
-              <w:start w:w="120" w:type="dxa"/>
-              <w:bottom w:w="80" w:type="dxa"/>
-              <w:end w:w="120" w:type="dxa"/>
-            </w:tcMar>
+            <w:tcW w:type="dxa" w:w="1587"/>
+            <w:shd w:fill="000000"/>
             <w:vAlign w:val="center"/>
-            <w:shd w:fill="E8EEF5"/>
           </w:tcPr>
           <w:p>
             <w:pPr>
-              <w:spacing w:before="0" w:after="0" w:line="276" w:lineRule="auto"/>
               <w:jc w:val="center"/>
             </w:pPr>
             <w:r>
               <w:rPr>
-                <w:rFonts w:ascii="Calibri" w:hAnsi="Calibri" w:eastAsia="Microsoft YaHei"/>
+                <w:rFonts w:ascii="Microsoft YaHei" w:hAnsi="Microsoft YaHei" w:eastAsia="Microsoft YaHei"/>
                 <w:b/>
-                <w:color w:val="000000"/>
-                <w:sz w:val="19"/>
+                <w:color w:val="FFFFFF"/>
               </w:rPr>
               <w:t>阶段</w:t>
             </w:r>
@@ -343,27 +121,19 @@
         </w:tc>
         <w:tc>
           <w:tcPr>
-            <w:tcW w:type="dxa" w:w="1450"/>
-            <w:tcMar>
-              <w:top w:w="80" w:type="dxa"/>
-              <w:start w:w="120" w:type="dxa"/>
-              <w:bottom w:w="80" w:type="dxa"/>
-              <w:end w:w="120" w:type="dxa"/>
-            </w:tcMar>
+            <w:tcW w:type="dxa" w:w="1247"/>
+            <w:shd w:fill="000000"/>
             <w:vAlign w:val="center"/>
-            <w:shd w:fill="E8EEF5"/>
           </w:tcPr>
           <w:p>
             <w:pPr>
-              <w:spacing w:before="0" w:after="0" w:line="276" w:lineRule="auto"/>
               <w:jc w:val="center"/>
             </w:pPr>
             <w:r>
               <w:rPr>
-                <w:rFonts w:ascii="Calibri" w:hAnsi="Calibri" w:eastAsia="Microsoft YaHei"/>
+                <w:rFonts w:ascii="Microsoft YaHei" w:hAnsi="Microsoft YaHei" w:eastAsia="Microsoft YaHei"/>
                 <w:b/>
-                <w:color w:val="000000"/>
-                <w:sz w:val="19"/>
+                <w:color w:val="FFFFFF"/>
               </w:rPr>
               <w:t>时间</w:t>
             </w:r>
@@ -371,27 +141,19 @@
         </w:tc>
         <w:tc>
           <w:tcPr>
-            <w:tcW w:type="dxa" w:w="3900"/>
-            <w:tcMar>
-              <w:top w:w="80" w:type="dxa"/>
-              <w:start w:w="120" w:type="dxa"/>
-              <w:bottom w:w="80" w:type="dxa"/>
-              <w:end w:w="120" w:type="dxa"/>
-            </w:tcMar>
+            <w:tcW w:type="dxa" w:w="4989"/>
+            <w:shd w:fill="000000"/>
             <w:vAlign w:val="center"/>
-            <w:shd w:fill="E8EEF5"/>
           </w:tcPr>
           <w:p>
             <w:pPr>
-              <w:spacing w:before="0" w:after="0" w:line="276" w:lineRule="auto"/>
               <w:jc w:val="center"/>
             </w:pPr>
             <w:r>
               <w:rPr>
-                <w:rFonts w:ascii="Calibri" w:hAnsi="Calibri" w:eastAsia="Microsoft YaHei"/>
+                <w:rFonts w:ascii="Microsoft YaHei" w:hAnsi="Microsoft YaHei" w:eastAsia="Microsoft YaHei"/>
                 <w:b/>
-                <w:color w:val="000000"/>
-                <w:sz w:val="19"/>
+                <w:color w:val="FFFFFF"/>
               </w:rPr>
               <w:t>主要工作</w:t>
             </w:r>
@@ -399,27 +161,19 @@
         </w:tc>
         <w:tc>
           <w:tcPr>
-            <w:tcW w:type="dxa" w:w="2360"/>
-            <w:tcMar>
-              <w:top w:w="80" w:type="dxa"/>
-              <w:start w:w="120" w:type="dxa"/>
-              <w:bottom w:w="80" w:type="dxa"/>
-              <w:end w:w="120" w:type="dxa"/>
-            </w:tcMar>
+            <w:tcW w:type="dxa" w:w="1587"/>
+            <w:shd w:fill="000000"/>
             <w:vAlign w:val="center"/>
-            <w:shd w:fill="E8EEF5"/>
           </w:tcPr>
           <w:p>
             <w:pPr>
-              <w:spacing w:before="0" w:after="0" w:line="276" w:lineRule="auto"/>
               <w:jc w:val="center"/>
             </w:pPr>
             <w:r>
               <w:rPr>
-                <w:rFonts w:ascii="Calibri" w:hAnsi="Calibri" w:eastAsia="Microsoft YaHei"/>
+                <w:rFonts w:ascii="Microsoft YaHei" w:hAnsi="Microsoft YaHei" w:eastAsia="Microsoft YaHei"/>
                 <w:b/>
-                <w:color w:val="000000"/>
-                <w:sz w:val="19"/>
+                <w:color w:val="FFFFFF"/>
               </w:rPr>
               <w:t>当前状态</w:t>
             </w:r>
@@ -429,26 +183,13 @@
       <w:tr>
         <w:tc>
           <w:tcPr>
-            <w:tcW w:type="dxa" w:w="1650"/>
-            <w:tcMar>
-              <w:top w:w="80" w:type="dxa"/>
-              <w:start w:w="120" w:type="dxa"/>
-              <w:bottom w:w="80" w:type="dxa"/>
-              <w:end w:w="120" w:type="dxa"/>
-            </w:tcMar>
+            <w:tcW w:type="dxa" w:w="1587"/>
             <w:vAlign w:val="center"/>
           </w:tcPr>
           <w:p>
-            <w:pPr>
-              <w:spacing w:before="0" w:after="0" w:line="276" w:lineRule="auto"/>
-              <w:jc w:val="center"/>
-            </w:pPr>
             <w:r>
               <w:rPr>
-                <w:rFonts w:ascii="Calibri" w:hAnsi="Calibri" w:eastAsia="Microsoft YaHei"/>
-                <w:b w:val="0"/>
-                <w:color w:val="000000"/>
-                <w:sz w:val="19"/>
+                <w:rFonts w:ascii="Microsoft YaHei" w:hAnsi="Microsoft YaHei" w:eastAsia="Microsoft YaHei"/>
               </w:rPr>
               <w:t>需求分析</w:t>
             </w:r>
@@ -456,26 +197,13 @@
         </w:tc>
         <w:tc>
           <w:tcPr>
-            <w:tcW w:type="dxa" w:w="1450"/>
-            <w:tcMar>
-              <w:top w:w="80" w:type="dxa"/>
-              <w:start w:w="120" w:type="dxa"/>
-              <w:bottom w:w="80" w:type="dxa"/>
-              <w:end w:w="120" w:type="dxa"/>
-            </w:tcMar>
+            <w:tcW w:type="dxa" w:w="1247"/>
             <w:vAlign w:val="center"/>
           </w:tcPr>
           <w:p>
-            <w:pPr>
-              <w:spacing w:before="0" w:after="0" w:line="276" w:lineRule="auto"/>
-              <w:jc w:val="center"/>
-            </w:pPr>
             <w:r>
               <w:rPr>
-                <w:rFonts w:ascii="Calibri" w:hAnsi="Calibri" w:eastAsia="Microsoft YaHei"/>
-                <w:b w:val="0"/>
-                <w:color w:val="000000"/>
-                <w:sz w:val="19"/>
+                <w:rFonts w:ascii="Microsoft YaHei" w:hAnsi="Microsoft YaHei" w:eastAsia="Microsoft YaHei"/>
               </w:rPr>
               <w:t>第1天</w:t>
             </w:r>
@@ -483,25 +211,13 @@
         </w:tc>
         <w:tc>
           <w:tcPr>
-            <w:tcW w:type="dxa" w:w="3900"/>
-            <w:tcMar>
-              <w:top w:w="80" w:type="dxa"/>
-              <w:start w:w="120" w:type="dxa"/>
-              <w:bottom w:w="80" w:type="dxa"/>
-              <w:end w:w="120" w:type="dxa"/>
-            </w:tcMar>
+            <w:tcW w:type="dxa" w:w="4989"/>
             <w:vAlign w:val="center"/>
           </w:tcPr>
           <w:p>
-            <w:pPr>
-              <w:spacing w:before="0" w:after="0" w:line="276" w:lineRule="auto"/>
-            </w:pPr>
             <w:r>
               <w:rPr>
-                <w:rFonts w:ascii="Calibri" w:hAnsi="Calibri" w:eastAsia="Microsoft YaHei"/>
-                <w:b w:val="0"/>
-                <w:color w:val="000000"/>
-                <w:sz w:val="19"/>
+                <w:rFonts w:ascii="Microsoft YaHei" w:hAnsi="Microsoft YaHei" w:eastAsia="Microsoft YaHei"/>
               </w:rPr>
               <w:t>读题、资料查阅、系统设计</w:t>
             </w:r>
@@ -509,25 +225,13 @@
         </w:tc>
         <w:tc>
           <w:tcPr>
-            <w:tcW w:type="dxa" w:w="2360"/>
-            <w:tcMar>
-              <w:top w:w="80" w:type="dxa"/>
-              <w:start w:w="120" w:type="dxa"/>
-              <w:bottom w:w="80" w:type="dxa"/>
-              <w:end w:w="120" w:type="dxa"/>
-            </w:tcMar>
+            <w:tcW w:type="dxa" w:w="1587"/>
             <w:vAlign w:val="center"/>
           </w:tcPr>
           <w:p>
-            <w:pPr>
-              <w:spacing w:before="0" w:after="0" w:line="276" w:lineRule="auto"/>
-            </w:pPr>
             <w:r>
               <w:rPr>
-                <w:rFonts w:ascii="Calibri" w:hAnsi="Calibri" w:eastAsia="Microsoft YaHei"/>
-                <w:b w:val="0"/>
-                <w:color w:val="000000"/>
-                <w:sz w:val="19"/>
+                <w:rFonts w:ascii="Microsoft YaHei" w:hAnsi="Microsoft YaHei" w:eastAsia="Microsoft YaHei"/>
               </w:rPr>
               <w:t>已完成</w:t>
             </w:r>
@@ -537,26 +241,13 @@
       <w:tr>
         <w:tc>
           <w:tcPr>
-            <w:tcW w:type="dxa" w:w="1650"/>
-            <w:tcMar>
-              <w:top w:w="80" w:type="dxa"/>
-              <w:start w:w="120" w:type="dxa"/>
-              <w:bottom w:w="80" w:type="dxa"/>
-              <w:end w:w="120" w:type="dxa"/>
-            </w:tcMar>
+            <w:tcW w:type="dxa" w:w="1587"/>
             <w:vAlign w:val="center"/>
           </w:tcPr>
           <w:p>
-            <w:pPr>
-              <w:spacing w:before="0" w:after="0" w:line="276" w:lineRule="auto"/>
-              <w:jc w:val="center"/>
-            </w:pPr>
             <w:r>
               <w:rPr>
-                <w:rFonts w:ascii="Calibri" w:hAnsi="Calibri" w:eastAsia="Microsoft YaHei"/>
-                <w:b w:val="0"/>
-                <w:color w:val="000000"/>
-                <w:sz w:val="19"/>
+                <w:rFonts w:ascii="Microsoft YaHei" w:hAnsi="Microsoft YaHei" w:eastAsia="Microsoft YaHei"/>
               </w:rPr>
               <w:t>工程骨架</w:t>
             </w:r>
@@ -564,26 +255,13 @@
         </w:tc>
         <w:tc>
           <w:tcPr>
-            <w:tcW w:type="dxa" w:w="1450"/>
-            <w:tcMar>
-              <w:top w:w="80" w:type="dxa"/>
-              <w:start w:w="120" w:type="dxa"/>
-              <w:bottom w:w="80" w:type="dxa"/>
-              <w:end w:w="120" w:type="dxa"/>
-            </w:tcMar>
+            <w:tcW w:type="dxa" w:w="1247"/>
             <w:vAlign w:val="center"/>
           </w:tcPr>
           <w:p>
-            <w:pPr>
-              <w:spacing w:before="0" w:after="0" w:line="276" w:lineRule="auto"/>
-              <w:jc w:val="center"/>
-            </w:pPr>
             <w:r>
               <w:rPr>
-                <w:rFonts w:ascii="Calibri" w:hAnsi="Calibri" w:eastAsia="Microsoft YaHei"/>
-                <w:b w:val="0"/>
-                <w:color w:val="000000"/>
-                <w:sz w:val="19"/>
+                <w:rFonts w:ascii="Microsoft YaHei" w:hAnsi="Microsoft YaHei" w:eastAsia="Microsoft YaHei"/>
               </w:rPr>
               <w:t>第2天</w:t>
             </w:r>
@@ -591,25 +269,13 @@
         </w:tc>
         <w:tc>
           <w:tcPr>
-            <w:tcW w:type="dxa" w:w="3900"/>
-            <w:tcMar>
-              <w:top w:w="80" w:type="dxa"/>
-              <w:start w:w="120" w:type="dxa"/>
-              <w:bottom w:w="80" w:type="dxa"/>
-              <w:end w:w="120" w:type="dxa"/>
-            </w:tcMar>
+            <w:tcW w:type="dxa" w:w="4989"/>
             <w:vAlign w:val="center"/>
           </w:tcPr>
           <w:p>
-            <w:pPr>
-              <w:spacing w:before="0" w:after="0" w:line="276" w:lineRule="auto"/>
-            </w:pPr>
             <w:r>
               <w:rPr>
-                <w:rFonts w:ascii="Calibri" w:hAnsi="Calibri" w:eastAsia="Microsoft YaHei"/>
-                <w:b w:val="0"/>
-                <w:color w:val="000000"/>
-                <w:sz w:val="19"/>
+                <w:rFonts w:ascii="Microsoft YaHei" w:hAnsi="Microsoft YaHei" w:eastAsia="Microsoft YaHei"/>
               </w:rPr>
               <w:t>C17、CMake、目录和测试入口</w:t>
             </w:r>
@@ -617,25 +283,13 @@
         </w:tc>
         <w:tc>
           <w:tcPr>
-            <w:tcW w:type="dxa" w:w="2360"/>
-            <w:tcMar>
-              <w:top w:w="80" w:type="dxa"/>
-              <w:start w:w="120" w:type="dxa"/>
-              <w:bottom w:w="80" w:type="dxa"/>
-              <w:end w:w="120" w:type="dxa"/>
-            </w:tcMar>
+            <w:tcW w:type="dxa" w:w="1587"/>
             <w:vAlign w:val="center"/>
           </w:tcPr>
           <w:p>
-            <w:pPr>
-              <w:spacing w:before="0" w:after="0" w:line="276" w:lineRule="auto"/>
-            </w:pPr>
             <w:r>
               <w:rPr>
-                <w:rFonts w:ascii="Calibri" w:hAnsi="Calibri" w:eastAsia="Microsoft YaHei"/>
-                <w:b w:val="0"/>
-                <w:color w:val="000000"/>
-                <w:sz w:val="19"/>
+                <w:rFonts w:ascii="Microsoft YaHei" w:hAnsi="Microsoft YaHei" w:eastAsia="Microsoft YaHei"/>
               </w:rPr>
               <w:t>已完成</w:t>
             </w:r>
@@ -645,26 +299,13 @@
       <w:tr>
         <w:tc>
           <w:tcPr>
-            <w:tcW w:type="dxa" w:w="1650"/>
-            <w:tcMar>
-              <w:top w:w="80" w:type="dxa"/>
-              <w:start w:w="120" w:type="dxa"/>
-              <w:bottom w:w="80" w:type="dxa"/>
-              <w:end w:w="120" w:type="dxa"/>
-            </w:tcMar>
+            <w:tcW w:type="dxa" w:w="1587"/>
             <w:vAlign w:val="center"/>
           </w:tcPr>
           <w:p>
-            <w:pPr>
-              <w:spacing w:before="0" w:after="0" w:line="276" w:lineRule="auto"/>
-              <w:jc w:val="center"/>
-            </w:pPr>
             <w:r>
               <w:rPr>
-                <w:rFonts w:ascii="Calibri" w:hAnsi="Calibri" w:eastAsia="Microsoft YaHei"/>
-                <w:b w:val="0"/>
-                <w:color w:val="000000"/>
-                <w:sz w:val="19"/>
+                <w:rFonts w:ascii="Microsoft YaHei" w:hAnsi="Microsoft YaHei" w:eastAsia="Microsoft YaHei"/>
               </w:rPr>
               <w:t>解析器</w:t>
             </w:r>
@@ -672,52 +313,27 @@
         </w:tc>
         <w:tc>
           <w:tcPr>
-            <w:tcW w:type="dxa" w:w="1450"/>
-            <w:tcMar>
-              <w:top w:w="80" w:type="dxa"/>
-              <w:start w:w="120" w:type="dxa"/>
-              <w:bottom w:w="80" w:type="dxa"/>
-              <w:end w:w="120" w:type="dxa"/>
-            </w:tcMar>
+            <w:tcW w:type="dxa" w:w="1247"/>
             <w:vAlign w:val="center"/>
           </w:tcPr>
           <w:p>
-            <w:pPr>
-              <w:spacing w:before="0" w:after="0" w:line="276" w:lineRule="auto"/>
-              <w:jc w:val="center"/>
-            </w:pPr>
             <w:r>
               <w:rPr>
-                <w:rFonts w:ascii="Calibri" w:hAnsi="Calibri" w:eastAsia="Microsoft YaHei"/>
-                <w:b w:val="0"/>
-                <w:color w:val="000000"/>
-                <w:sz w:val="19"/>
+                <w:rFonts w:ascii="Microsoft YaHei" w:hAnsi="Microsoft YaHei" w:eastAsia="Microsoft YaHei"/>
               </w:rPr>
-              <w:t>第3～4天</w:t>
+              <w:t>第3-4天</w:t>
             </w:r>
           </w:p>
         </w:tc>
         <w:tc>
           <w:tcPr>
-            <w:tcW w:type="dxa" w:w="3900"/>
-            <w:tcMar>
-              <w:top w:w="80" w:type="dxa"/>
-              <w:start w:w="120" w:type="dxa"/>
-              <w:bottom w:w="80" w:type="dxa"/>
-              <w:end w:w="120" w:type="dxa"/>
-            </w:tcMar>
+            <w:tcW w:type="dxa" w:w="4989"/>
             <w:vAlign w:val="center"/>
           </w:tcPr>
           <w:p>
-            <w:pPr>
-              <w:spacing w:before="0" w:after="0" w:line="276" w:lineRule="auto"/>
-            </w:pPr>
             <w:r>
               <w:rPr>
-                <w:rFonts w:ascii="Calibri" w:hAnsi="Calibri" w:eastAsia="Microsoft YaHei"/>
-                <w:b w:val="0"/>
-                <w:color w:val="000000"/>
-                <w:sz w:val="19"/>
+                <w:rFonts w:ascii="Microsoft YaHei" w:hAnsi="Microsoft YaHei" w:eastAsia="Microsoft YaHei"/>
               </w:rPr>
               <w:t>Lexer、Parser、AST、错误定位</w:t>
             </w:r>
@@ -725,25 +341,13 @@
         </w:tc>
         <w:tc>
           <w:tcPr>
-            <w:tcW w:type="dxa" w:w="2360"/>
-            <w:tcMar>
-              <w:top w:w="80" w:type="dxa"/>
-              <w:start w:w="120" w:type="dxa"/>
-              <w:bottom w:w="80" w:type="dxa"/>
-              <w:end w:w="120" w:type="dxa"/>
-            </w:tcMar>
+            <w:tcW w:type="dxa" w:w="1587"/>
             <w:vAlign w:val="center"/>
           </w:tcPr>
           <w:p>
-            <w:pPr>
-              <w:spacing w:before="0" w:after="0" w:line="276" w:lineRule="auto"/>
-            </w:pPr>
             <w:r>
               <w:rPr>
-                <w:rFonts w:ascii="Calibri" w:hAnsi="Calibri" w:eastAsia="Microsoft YaHei"/>
-                <w:b w:val="0"/>
-                <w:color w:val="000000"/>
-                <w:sz w:val="19"/>
+                <w:rFonts w:ascii="Microsoft YaHei" w:hAnsi="Microsoft YaHei" w:eastAsia="Microsoft YaHei"/>
               </w:rPr>
               <w:t>已完成</w:t>
             </w:r>
@@ -753,26 +357,13 @@
       <w:tr>
         <w:tc>
           <w:tcPr>
-            <w:tcW w:type="dxa" w:w="1650"/>
-            <w:tcMar>
-              <w:top w:w="80" w:type="dxa"/>
-              <w:start w:w="120" w:type="dxa"/>
-              <w:bottom w:w="80" w:type="dxa"/>
-              <w:end w:w="120" w:type="dxa"/>
-            </w:tcMar>
+            <w:tcW w:type="dxa" w:w="1587"/>
             <w:vAlign w:val="center"/>
           </w:tcPr>
           <w:p>
-            <w:pPr>
-              <w:spacing w:before="0" w:after="0" w:line="276" w:lineRule="auto"/>
-              <w:jc w:val="center"/>
-            </w:pPr>
             <w:r>
               <w:rPr>
-                <w:rFonts w:ascii="Calibri" w:hAnsi="Calibri" w:eastAsia="Microsoft YaHei"/>
-                <w:b w:val="0"/>
-                <w:color w:val="000000"/>
-                <w:sz w:val="19"/>
+                <w:rFonts w:ascii="Microsoft YaHei" w:hAnsi="Microsoft YaHei" w:eastAsia="Microsoft YaHei"/>
               </w:rPr>
               <w:t>NFA</w:t>
             </w:r>
@@ -780,26 +371,13 @@
         </w:tc>
         <w:tc>
           <w:tcPr>
-            <w:tcW w:type="dxa" w:w="1450"/>
-            <w:tcMar>
-              <w:top w:w="80" w:type="dxa"/>
-              <w:start w:w="120" w:type="dxa"/>
-              <w:bottom w:w="80" w:type="dxa"/>
-              <w:end w:w="120" w:type="dxa"/>
-            </w:tcMar>
+            <w:tcW w:type="dxa" w:w="1247"/>
             <w:vAlign w:val="center"/>
           </w:tcPr>
           <w:p>
-            <w:pPr>
-              <w:spacing w:before="0" w:after="0" w:line="276" w:lineRule="auto"/>
-              <w:jc w:val="center"/>
-            </w:pPr>
             <w:r>
               <w:rPr>
-                <w:rFonts w:ascii="Calibri" w:hAnsi="Calibri" w:eastAsia="Microsoft YaHei"/>
-                <w:b w:val="0"/>
-                <w:color w:val="000000"/>
-                <w:sz w:val="19"/>
+                <w:rFonts w:ascii="Microsoft YaHei" w:hAnsi="Microsoft YaHei" w:eastAsia="Microsoft YaHei"/>
               </w:rPr>
               <w:t>第5天</w:t>
             </w:r>
@@ -807,53 +385,29 @@
         </w:tc>
         <w:tc>
           <w:tcPr>
-            <w:tcW w:type="dxa" w:w="3900"/>
-            <w:tcMar>
-              <w:top w:w="80" w:type="dxa"/>
-              <w:start w:w="120" w:type="dxa"/>
-              <w:bottom w:w="80" w:type="dxa"/>
-              <w:end w:w="120" w:type="dxa"/>
-            </w:tcMar>
+            <w:tcW w:type="dxa" w:w="4989"/>
             <w:vAlign w:val="center"/>
           </w:tcPr>
           <w:p>
-            <w:pPr>
-              <w:spacing w:before="0" w:after="0" w:line="276" w:lineRule="auto"/>
-            </w:pPr>
             <w:r>
               <w:rPr>
-                <w:rFonts w:ascii="Calibri" w:hAnsi="Calibri" w:eastAsia="Microsoft YaHei"/>
-                <w:b w:val="0"/>
-                <w:color w:val="000000"/>
-                <w:sz w:val="19"/>
+                <w:rFonts w:ascii="Microsoft YaHei" w:hAnsi="Microsoft YaHei" w:eastAsia="Microsoft YaHei"/>
               </w:rPr>
-              <w:t>Thompson 构造、状态转移表</w:t>
+              <w:t>Thompson 构造、状态转移表、基础匹配</w:t>
             </w:r>
           </w:p>
         </w:tc>
         <w:tc>
           <w:tcPr>
-            <w:tcW w:type="dxa" w:w="2360"/>
-            <w:tcMar>
-              <w:top w:w="80" w:type="dxa"/>
-              <w:start w:w="120" w:type="dxa"/>
-              <w:bottom w:w="80" w:type="dxa"/>
-              <w:end w:w="120" w:type="dxa"/>
-            </w:tcMar>
+            <w:tcW w:type="dxa" w:w="1587"/>
             <w:vAlign w:val="center"/>
           </w:tcPr>
           <w:p>
-            <w:pPr>
-              <w:spacing w:before="0" w:after="0" w:line="276" w:lineRule="auto"/>
-            </w:pPr>
             <w:r>
               <w:rPr>
-                <w:rFonts w:ascii="Calibri" w:hAnsi="Calibri" w:eastAsia="Microsoft YaHei"/>
-                <w:b w:val="0"/>
-                <w:color w:val="000000"/>
-                <w:sz w:val="19"/>
+                <w:rFonts w:ascii="Microsoft YaHei" w:hAnsi="Microsoft YaHei" w:eastAsia="Microsoft YaHei"/>
               </w:rPr>
-              <w:t>基础执行已完成</w:t>
+              <w:t>已完成</w:t>
             </w:r>
           </w:p>
         </w:tc>
@@ -861,26 +415,13 @@
       <w:tr>
         <w:tc>
           <w:tcPr>
-            <w:tcW w:type="dxa" w:w="1650"/>
-            <w:tcMar>
-              <w:top w:w="80" w:type="dxa"/>
-              <w:start w:w="120" w:type="dxa"/>
-              <w:bottom w:w="80" w:type="dxa"/>
-              <w:end w:w="120" w:type="dxa"/>
-            </w:tcMar>
+            <w:tcW w:type="dxa" w:w="1587"/>
             <w:vAlign w:val="center"/>
           </w:tcPr>
           <w:p>
-            <w:pPr>
-              <w:spacing w:before="0" w:after="0" w:line="276" w:lineRule="auto"/>
-              <w:jc w:val="center"/>
-            </w:pPr>
             <w:r>
               <w:rPr>
-                <w:rFonts w:ascii="Calibri" w:hAnsi="Calibri" w:eastAsia="Microsoft YaHei"/>
-                <w:b w:val="0"/>
-                <w:color w:val="000000"/>
-                <w:sz w:val="19"/>
+                <w:rFonts w:ascii="Microsoft YaHei" w:hAnsi="Microsoft YaHei" w:eastAsia="Microsoft YaHei"/>
               </w:rPr>
               <w:t>DFA</w:t>
             </w:r>
@@ -888,80 +429,43 @@
         </w:tc>
         <w:tc>
           <w:tcPr>
-            <w:tcW w:type="dxa" w:w="1450"/>
-            <w:tcMar>
-              <w:top w:w="80" w:type="dxa"/>
-              <w:start w:w="120" w:type="dxa"/>
-              <w:bottom w:w="80" w:type="dxa"/>
-              <w:end w:w="120" w:type="dxa"/>
-            </w:tcMar>
+            <w:tcW w:type="dxa" w:w="1247"/>
             <w:vAlign w:val="center"/>
           </w:tcPr>
           <w:p>
-            <w:pPr>
-              <w:spacing w:before="0" w:after="0" w:line="276" w:lineRule="auto"/>
-              <w:jc w:val="center"/>
-            </w:pPr>
             <w:r>
               <w:rPr>
-                <w:rFonts w:ascii="Calibri" w:hAnsi="Calibri" w:eastAsia="Microsoft YaHei"/>
-                <w:b w:val="0"/>
-                <w:color w:val="000000"/>
-                <w:sz w:val="19"/>
+                <w:rFonts w:ascii="Microsoft YaHei" w:hAnsi="Microsoft YaHei" w:eastAsia="Microsoft YaHei"/>
               </w:rPr>
-              <w:t>第6～7天</w:t>
+              <w:t>第6-7天</w:t>
             </w:r>
           </w:p>
         </w:tc>
         <w:tc>
           <w:tcPr>
-            <w:tcW w:type="dxa" w:w="3900"/>
-            <w:tcMar>
-              <w:top w:w="80" w:type="dxa"/>
-              <w:start w:w="120" w:type="dxa"/>
-              <w:bottom w:w="80" w:type="dxa"/>
-              <w:end w:w="120" w:type="dxa"/>
-            </w:tcMar>
+            <w:tcW w:type="dxa" w:w="4989"/>
             <w:vAlign w:val="center"/>
           </w:tcPr>
           <w:p>
-            <w:pPr>
-              <w:spacing w:before="0" w:after="0" w:line="276" w:lineRule="auto"/>
-            </w:pPr>
             <w:r>
               <w:rPr>
-                <w:rFonts w:ascii="Calibri" w:hAnsi="Calibri" w:eastAsia="Microsoft YaHei"/>
-                <w:b w:val="0"/>
-                <w:color w:val="000000"/>
-                <w:sz w:val="19"/>
+                <w:rFonts w:ascii="Microsoft YaHei" w:hAnsi="Microsoft YaHei" w:eastAsia="Microsoft YaHei"/>
               </w:rPr>
-              <w:t>子集构造和 DFA 执行</w:t>
+              <w:t>子集构造、字符压缩、DFA 执行</w:t>
             </w:r>
           </w:p>
         </w:tc>
         <w:tc>
           <w:tcPr>
-            <w:tcW w:type="dxa" w:w="2360"/>
-            <w:tcMar>
-              <w:top w:w="80" w:type="dxa"/>
-              <w:start w:w="120" w:type="dxa"/>
-              <w:bottom w:w="80" w:type="dxa"/>
-              <w:end w:w="120" w:type="dxa"/>
-            </w:tcMar>
+            <w:tcW w:type="dxa" w:w="1587"/>
             <w:vAlign w:val="center"/>
           </w:tcPr>
           <w:p>
-            <w:pPr>
-              <w:spacing w:before="0" w:after="0" w:line="276" w:lineRule="auto"/>
-            </w:pPr>
             <w:r>
               <w:rPr>
-                <w:rFonts w:ascii="Calibri" w:hAnsi="Calibri" w:eastAsia="Microsoft YaHei"/>
-                <w:b w:val="0"/>
-                <w:color w:val="000000"/>
-                <w:sz w:val="19"/>
+                <w:rFonts w:ascii="Microsoft YaHei" w:hAnsi="Microsoft YaHei" w:eastAsia="Microsoft YaHei"/>
               </w:rPr>
-              <w:t>未完成</w:t>
+              <w:t>已完成</w:t>
             </w:r>
           </w:p>
         </w:tc>
@@ -969,26 +473,13 @@
       <w:tr>
         <w:tc>
           <w:tcPr>
-            <w:tcW w:type="dxa" w:w="1650"/>
-            <w:tcMar>
-              <w:top w:w="80" w:type="dxa"/>
-              <w:start w:w="120" w:type="dxa"/>
-              <w:bottom w:w="80" w:type="dxa"/>
-              <w:end w:w="120" w:type="dxa"/>
-            </w:tcMar>
+            <w:tcW w:type="dxa" w:w="1587"/>
             <w:vAlign w:val="center"/>
           </w:tcPr>
           <w:p>
-            <w:pPr>
-              <w:spacing w:before="0" w:after="0" w:line="276" w:lineRule="auto"/>
-              <w:jc w:val="center"/>
-            </w:pPr>
             <w:r>
               <w:rPr>
-                <w:rFonts w:ascii="Calibri" w:hAnsi="Calibri" w:eastAsia="Microsoft YaHei"/>
-                <w:b w:val="0"/>
-                <w:color w:val="000000"/>
-                <w:sz w:val="19"/>
+                <w:rFonts w:ascii="Microsoft YaHei" w:hAnsi="Microsoft YaHei" w:eastAsia="Microsoft YaHei"/>
               </w:rPr>
               <w:t>最小化</w:t>
             </w:r>
@@ -996,26 +487,13 @@
         </w:tc>
         <w:tc>
           <w:tcPr>
-            <w:tcW w:type="dxa" w:w="1450"/>
-            <w:tcMar>
-              <w:top w:w="80" w:type="dxa"/>
-              <w:start w:w="120" w:type="dxa"/>
-              <w:bottom w:w="80" w:type="dxa"/>
-              <w:end w:w="120" w:type="dxa"/>
-            </w:tcMar>
+            <w:tcW w:type="dxa" w:w="1247"/>
             <w:vAlign w:val="center"/>
           </w:tcPr>
           <w:p>
-            <w:pPr>
-              <w:spacing w:before="0" w:after="0" w:line="276" w:lineRule="auto"/>
-              <w:jc w:val="center"/>
-            </w:pPr>
             <w:r>
               <w:rPr>
-                <w:rFonts w:ascii="Calibri" w:hAnsi="Calibri" w:eastAsia="Microsoft YaHei"/>
-                <w:b w:val="0"/>
-                <w:color w:val="000000"/>
-                <w:sz w:val="19"/>
+                <w:rFonts w:ascii="Microsoft YaHei" w:hAnsi="Microsoft YaHei" w:eastAsia="Microsoft YaHei"/>
               </w:rPr>
               <w:t>第8天</w:t>
             </w:r>
@@ -1023,25 +501,13 @@
         </w:tc>
         <w:tc>
           <w:tcPr>
-            <w:tcW w:type="dxa" w:w="3900"/>
-            <w:tcMar>
-              <w:top w:w="80" w:type="dxa"/>
-              <w:start w:w="120" w:type="dxa"/>
-              <w:bottom w:w="80" w:type="dxa"/>
-              <w:end w:w="120" w:type="dxa"/>
-            </w:tcMar>
+            <w:tcW w:type="dxa" w:w="4989"/>
             <w:vAlign w:val="center"/>
           </w:tcPr>
           <w:p>
-            <w:pPr>
-              <w:spacing w:before="0" w:after="0" w:line="276" w:lineRule="auto"/>
-            </w:pPr>
             <w:r>
               <w:rPr>
-                <w:rFonts w:ascii="Calibri" w:hAnsi="Calibri" w:eastAsia="Microsoft YaHei"/>
-                <w:b w:val="0"/>
-                <w:color w:val="000000"/>
-                <w:sz w:val="19"/>
+                <w:rFonts w:ascii="Microsoft YaHei" w:hAnsi="Microsoft YaHei" w:eastAsia="Microsoft YaHei"/>
               </w:rPr>
               <w:t>Hopcroft 分区精化</w:t>
             </w:r>
@@ -1049,27 +515,15 @@
         </w:tc>
         <w:tc>
           <w:tcPr>
-            <w:tcW w:type="dxa" w:w="2360"/>
-            <w:tcMar>
-              <w:top w:w="80" w:type="dxa"/>
-              <w:start w:w="120" w:type="dxa"/>
-              <w:bottom w:w="80" w:type="dxa"/>
-              <w:end w:w="120" w:type="dxa"/>
-            </w:tcMar>
+            <w:tcW w:type="dxa" w:w="1587"/>
             <w:vAlign w:val="center"/>
           </w:tcPr>
           <w:p>
-            <w:pPr>
-              <w:spacing w:before="0" w:after="0" w:line="276" w:lineRule="auto"/>
-            </w:pPr>
             <w:r>
               <w:rPr>
-                <w:rFonts w:ascii="Calibri" w:hAnsi="Calibri" w:eastAsia="Microsoft YaHei"/>
-                <w:b w:val="0"/>
-                <w:color w:val="000000"/>
-                <w:sz w:val="19"/>
+                <w:rFonts w:ascii="Microsoft YaHei" w:hAnsi="Microsoft YaHei" w:eastAsia="Microsoft YaHei"/>
               </w:rPr>
-              <w:t>未完成</w:t>
+              <w:t>已完成</w:t>
             </w:r>
           </w:p>
         </w:tc>
@@ -1077,26 +531,13 @@
       <w:tr>
         <w:tc>
           <w:tcPr>
-            <w:tcW w:type="dxa" w:w="1650"/>
-            <w:tcMar>
-              <w:top w:w="80" w:type="dxa"/>
-              <w:start w:w="120" w:type="dxa"/>
-              <w:bottom w:w="80" w:type="dxa"/>
-              <w:end w:w="120" w:type="dxa"/>
-            </w:tcMar>
+            <w:tcW w:type="dxa" w:w="1587"/>
             <w:vAlign w:val="center"/>
           </w:tcPr>
           <w:p>
-            <w:pPr>
-              <w:spacing w:before="0" w:after="0" w:line="276" w:lineRule="auto"/>
-              <w:jc w:val="center"/>
-            </w:pPr>
             <w:r>
               <w:rPr>
-                <w:rFonts w:ascii="Calibri" w:hAnsi="Calibri" w:eastAsia="Microsoft YaHei"/>
-                <w:b w:val="0"/>
-                <w:color w:val="000000"/>
-                <w:sz w:val="19"/>
+                <w:rFonts w:ascii="Microsoft YaHei" w:hAnsi="Microsoft YaHei" w:eastAsia="Microsoft YaHei"/>
               </w:rPr>
               <w:t>捕获与集成</w:t>
             </w:r>
@@ -1104,26 +545,13 @@
         </w:tc>
         <w:tc>
           <w:tcPr>
-            <w:tcW w:type="dxa" w:w="1450"/>
-            <w:tcMar>
-              <w:top w:w="80" w:type="dxa"/>
-              <w:start w:w="120" w:type="dxa"/>
-              <w:bottom w:w="80" w:type="dxa"/>
-              <w:end w:w="120" w:type="dxa"/>
-            </w:tcMar>
+            <w:tcW w:type="dxa" w:w="1247"/>
             <w:vAlign w:val="center"/>
           </w:tcPr>
           <w:p>
-            <w:pPr>
-              <w:spacing w:before="0" w:after="0" w:line="276" w:lineRule="auto"/>
-              <w:jc w:val="center"/>
-            </w:pPr>
             <w:r>
               <w:rPr>
-                <w:rFonts w:ascii="Calibri" w:hAnsi="Calibri" w:eastAsia="Microsoft YaHei"/>
-                <w:b w:val="0"/>
-                <w:color w:val="000000"/>
-                <w:sz w:val="19"/>
+                <w:rFonts w:ascii="Microsoft YaHei" w:hAnsi="Microsoft YaHei" w:eastAsia="Microsoft YaHei"/>
               </w:rPr>
               <w:t>第9天</w:t>
             </w:r>
@@ -1131,53 +559,29 @@
         </w:tc>
         <w:tc>
           <w:tcPr>
-            <w:tcW w:type="dxa" w:w="3900"/>
-            <w:tcMar>
-              <w:top w:w="80" w:type="dxa"/>
-              <w:start w:w="120" w:type="dxa"/>
-              <w:bottom w:w="80" w:type="dxa"/>
-              <w:end w:w="120" w:type="dxa"/>
-            </w:tcMar>
+            <w:tcW w:type="dxa" w:w="4989"/>
             <w:vAlign w:val="center"/>
           </w:tcPr>
           <w:p>
-            <w:pPr>
-              <w:spacing w:before="0" w:after="0" w:line="276" w:lineRule="auto"/>
-            </w:pPr>
             <w:r>
               <w:rPr>
-                <w:rFonts w:ascii="Calibri" w:hAnsi="Calibri" w:eastAsia="Microsoft YaHei"/>
-                <w:b w:val="0"/>
-                <w:color w:val="000000"/>
-                <w:sz w:val="19"/>
+                <w:rFonts w:ascii="Microsoft YaHei" w:hAnsi="Microsoft YaHei" w:eastAsia="Microsoft YaHei"/>
               </w:rPr>
-              <w:t>捕获组位置回填和边界语义</w:t>
+              <w:t>捕获组回填、CLI/API 集成</w:t>
             </w:r>
           </w:p>
         </w:tc>
         <w:tc>
           <w:tcPr>
-            <w:tcW w:type="dxa" w:w="2360"/>
-            <w:tcMar>
-              <w:top w:w="80" w:type="dxa"/>
-              <w:start w:w="120" w:type="dxa"/>
-              <w:bottom w:w="80" w:type="dxa"/>
-              <w:end w:w="120" w:type="dxa"/>
-            </w:tcMar>
+            <w:tcW w:type="dxa" w:w="1587"/>
             <w:vAlign w:val="center"/>
           </w:tcPr>
           <w:p>
-            <w:pPr>
-              <w:spacing w:before="0" w:after="0" w:line="276" w:lineRule="auto"/>
-            </w:pPr>
             <w:r>
               <w:rPr>
-                <w:rFonts w:ascii="Calibri" w:hAnsi="Calibri" w:eastAsia="Microsoft YaHei"/>
-                <w:b w:val="0"/>
-                <w:color w:val="000000"/>
-                <w:sz w:val="19"/>
+                <w:rFonts w:ascii="Microsoft YaHei" w:hAnsi="Microsoft YaHei" w:eastAsia="Microsoft YaHei"/>
               </w:rPr>
-              <w:t>组编号已完成</w:t>
+              <w:t>已完成</w:t>
             </w:r>
           </w:p>
         </w:tc>
@@ -1185,107 +589,115 @@
       <w:tr>
         <w:tc>
           <w:tcPr>
-            <w:tcW w:type="dxa" w:w="1650"/>
-            <w:tcMar>
-              <w:top w:w="80" w:type="dxa"/>
-              <w:start w:w="120" w:type="dxa"/>
-              <w:bottom w:w="80" w:type="dxa"/>
-              <w:end w:w="120" w:type="dxa"/>
-            </w:tcMar>
+            <w:tcW w:type="dxa" w:w="1587"/>
             <w:vAlign w:val="center"/>
           </w:tcPr>
           <w:p>
-            <w:pPr>
-              <w:spacing w:before="0" w:after="0" w:line="276" w:lineRule="auto"/>
-              <w:jc w:val="center"/>
-            </w:pPr>
             <w:r>
               <w:rPr>
-                <w:rFonts w:ascii="Calibri" w:hAnsi="Calibri" w:eastAsia="Microsoft YaHei"/>
-                <w:b w:val="0"/>
-                <w:color w:val="000000"/>
-                <w:sz w:val="19"/>
+                <w:rFonts w:ascii="Microsoft YaHei" w:hAnsi="Microsoft YaHei" w:eastAsia="Microsoft YaHei"/>
               </w:rPr>
-              <w:t>测试性能</w:t>
+              <w:t>测试与性能</w:t>
             </w:r>
           </w:p>
         </w:tc>
         <w:tc>
           <w:tcPr>
-            <w:tcW w:type="dxa" w:w="1450"/>
-            <w:tcMar>
-              <w:top w:w="80" w:type="dxa"/>
-              <w:start w:w="120" w:type="dxa"/>
-              <w:bottom w:w="80" w:type="dxa"/>
-              <w:end w:w="120" w:type="dxa"/>
-            </w:tcMar>
+            <w:tcW w:type="dxa" w:w="1247"/>
             <w:vAlign w:val="center"/>
           </w:tcPr>
           <w:p>
-            <w:pPr>
-              <w:spacing w:before="0" w:after="0" w:line="276" w:lineRule="auto"/>
-              <w:jc w:val="center"/>
-            </w:pPr>
             <w:r>
               <w:rPr>
-                <w:rFonts w:ascii="Calibri" w:hAnsi="Calibri" w:eastAsia="Microsoft YaHei"/>
-                <w:b w:val="0"/>
-                <w:color w:val="000000"/>
-                <w:sz w:val="19"/>
+                <w:rFonts w:ascii="Microsoft YaHei" w:hAnsi="Microsoft YaHei" w:eastAsia="Microsoft YaHei"/>
               </w:rPr>
-              <w:t>第10～11天</w:t>
+              <w:t>第10-12天</w:t>
             </w:r>
           </w:p>
         </w:tc>
         <w:tc>
           <w:tcPr>
-            <w:tcW w:type="dxa" w:w="3900"/>
-            <w:tcMar>
-              <w:top w:w="80" w:type="dxa"/>
-              <w:start w:w="120" w:type="dxa"/>
-              <w:bottom w:w="80" w:type="dxa"/>
-              <w:end w:w="120" w:type="dxa"/>
-            </w:tcMar>
+            <w:tcW w:type="dxa" w:w="4989"/>
             <w:vAlign w:val="center"/>
           </w:tcPr>
           <w:p>
-            <w:pPr>
-              <w:spacing w:before="0" w:after="0" w:line="276" w:lineRule="auto"/>
-            </w:pPr>
             <w:r>
               <w:rPr>
-                <w:rFonts w:ascii="Calibri" w:hAnsi="Calibri" w:eastAsia="Microsoft YaHei"/>
-                <w:b w:val="0"/>
-                <w:color w:val="000000"/>
-                <w:sz w:val="19"/>
+                <w:rFonts w:ascii="Microsoft YaHei" w:hAnsi="Microsoft YaHei" w:eastAsia="Microsoft YaHei"/>
               </w:rPr>
-              <w:t>POSIX 对照、压力与性能测试</w:t>
+              <w:t>压力测试、对照测试、DOT、benchmark</w:t>
             </w:r>
           </w:p>
         </w:tc>
         <w:tc>
           <w:tcPr>
-            <w:tcW w:type="dxa" w:w="2360"/>
-            <w:tcMar>
-              <w:top w:w="80" w:type="dxa"/>
-              <w:start w:w="120" w:type="dxa"/>
-              <w:bottom w:w="80" w:type="dxa"/>
-              <w:end w:w="120" w:type="dxa"/>
-            </w:tcMar>
+            <w:tcW w:type="dxa" w:w="1587"/>
             <w:vAlign w:val="center"/>
           </w:tcPr>
           <w:p>
-            <w:pPr>
-              <w:spacing w:before="0" w:after="0" w:line="276" w:lineRule="auto"/>
-            </w:pPr>
             <w:r>
               <w:rPr>
-                <w:rFonts w:ascii="Calibri" w:hAnsi="Calibri" w:eastAsia="Microsoft YaHei"/>
-                <w:b w:val="0"/>
-                <w:color w:val="000000"/>
-                <w:sz w:val="19"/>
+                <w:rFonts w:ascii="Microsoft YaHei" w:hAnsi="Microsoft YaHei" w:eastAsia="Microsoft YaHei"/>
               </w:rPr>
-              <w:t>基础单测完成</w:t>
+              <w:t>已完成</w:t>
+            </w:r>
+          </w:p>
+        </w:tc>
+      </w:tr>
+      <w:tr>
+        <w:tc>
+          <w:tcPr>
+            <w:tcW w:type="dxa" w:w="1587"/>
+            <w:vAlign w:val="center"/>
+          </w:tcPr>
+          <w:p>
+            <w:r>
+              <w:rPr>
+                <w:rFonts w:ascii="Microsoft YaHei" w:hAnsi="Microsoft YaHei" w:eastAsia="Microsoft YaHei"/>
+              </w:rPr>
+              <w:t>收尾与答辩</w:t>
+            </w:r>
+          </w:p>
+        </w:tc>
+        <w:tc>
+          <w:tcPr>
+            <w:tcW w:type="dxa" w:w="1247"/>
+            <w:vAlign w:val="center"/>
+          </w:tcPr>
+          <w:p>
+            <w:r>
+              <w:rPr>
+                <w:rFonts w:ascii="Microsoft YaHei" w:hAnsi="Microsoft YaHei" w:eastAsia="Microsoft YaHei"/>
+              </w:rPr>
+              <w:t>第13-14天</w:t>
+            </w:r>
+          </w:p>
+        </w:tc>
+        <w:tc>
+          <w:tcPr>
+            <w:tcW w:type="dxa" w:w="4989"/>
+            <w:vAlign w:val="center"/>
+          </w:tcPr>
+          <w:p>
+            <w:r>
+              <w:rPr>
+                <w:rFonts w:ascii="Microsoft YaHei" w:hAnsi="Microsoft YaHei" w:eastAsia="Microsoft YaHei"/>
+              </w:rPr>
+              <w:t>演示脚本、PPT、最终报告</w:t>
+            </w:r>
+          </w:p>
+        </w:tc>
+        <w:tc>
+          <w:tcPr>
+            <w:tcW w:type="dxa" w:w="1587"/>
+            <w:vAlign w:val="center"/>
+          </w:tcPr>
+          <w:p>
+            <w:r>
+              <w:rPr>
+                <w:rFonts w:ascii="Microsoft YaHei" w:hAnsi="Microsoft YaHei" w:eastAsia="Microsoft YaHei"/>
+              </w:rPr>
+              <w:t>已完成</w:t>
             </w:r>
           </w:p>
         </w:tc>
@@ -1293,168 +705,216 @@
     </w:tbl>
     <w:p>
       <w:pPr>
-        <w:pStyle w:val="Heading2"/>
+        <w:pStyle w:val="Heading1"/>
       </w:pPr>
       <w:r>
-        <w:t>当前已完成</w:t>
+        <w:t>3. 成员分工（依据 GitHub Desktop 提交记录整理）</w:t>
+      </w:r>
+    </w:p>
+    <w:tbl>
+      <w:tblPr>
+        <w:tblStyle w:val="TableGrid"/>
+        <w:tblW w:type="auto" w:w="0"/>
+        <w:tblLook w:firstColumn="1" w:firstRow="1" w:lastColumn="0" w:lastRow="0" w:noHBand="0" w:noVBand="1" w:val="04A0"/>
+      </w:tblPr>
+      <w:tblGrid>
+        <w:gridCol w:w="4513"/>
+        <w:gridCol w:w="4513"/>
+      </w:tblGrid>
+      <w:tr>
+        <w:tc>
+          <w:tcPr>
+            <w:tcW w:type="dxa" w:w="1417"/>
+            <w:shd w:fill="000000"/>
+            <w:vAlign w:val="center"/>
+          </w:tcPr>
+          <w:p>
+            <w:pPr>
+              <w:jc w:val="center"/>
+            </w:pPr>
+            <w:r>
+              <w:rPr>
+                <w:rFonts w:ascii="Microsoft YaHei" w:hAnsi="Microsoft YaHei" w:eastAsia="Microsoft YaHei"/>
+                <w:b/>
+                <w:color w:val="FFFFFF"/>
+              </w:rPr>
+              <w:t>成员</w:t>
+            </w:r>
+          </w:p>
+        </w:tc>
+        <w:tc>
+          <w:tcPr>
+            <w:tcW w:type="dxa" w:w="7994"/>
+            <w:shd w:fill="000000"/>
+            <w:vAlign w:val="center"/>
+          </w:tcPr>
+          <w:p>
+            <w:pPr>
+              <w:jc w:val="center"/>
+            </w:pPr>
+            <w:r>
+              <w:rPr>
+                <w:rFonts w:ascii="Microsoft YaHei" w:hAnsi="Microsoft YaHei" w:eastAsia="Microsoft YaHei"/>
+                <w:b/>
+                <w:color w:val="FFFFFF"/>
+              </w:rPr>
+              <w:t>主要提交与负责内容</w:t>
+            </w:r>
+          </w:p>
+        </w:tc>
+      </w:tr>
+      <w:tr>
+        <w:tc>
+          <w:tcPr>
+            <w:tcW w:type="dxa" w:w="1417"/>
+            <w:vAlign w:val="center"/>
+          </w:tcPr>
+          <w:p>
+            <w:r>
+              <w:rPr>
+                <w:rFonts w:ascii="Microsoft YaHei" w:hAnsi="Microsoft YaHei" w:eastAsia="Microsoft YaHei"/>
+              </w:rPr>
+              <w:t>谢鑫</w:t>
+            </w:r>
+          </w:p>
+        </w:tc>
+        <w:tc>
+          <w:tcPr>
+            <w:tcW w:type="dxa" w:w="7994"/>
+            <w:vAlign w:val="center"/>
+          </w:tcPr>
+          <w:p>
+            <w:r>
+              <w:rPr>
+                <w:rFonts w:ascii="Microsoft YaHei" w:hAnsi="Microsoft YaHei" w:eastAsia="Microsoft YaHei"/>
+              </w:rPr>
+              <w:t>负责整体工程主线与最终收尾，包括项目骨架、lexer/parser/AST、DFA 与 Hopcroft 最小化、统一 API、压力测试与 benchmark、DOT 可视化、Windows 构建脚本、演示脚本和最终答辩材料整理。</w:t>
+            </w:r>
+          </w:p>
+        </w:tc>
+      </w:tr>
+      <w:tr>
+        <w:tc>
+          <w:tcPr>
+            <w:tcW w:type="dxa" w:w="1417"/>
+            <w:vAlign w:val="center"/>
+          </w:tcPr>
+          <w:p>
+            <w:r>
+              <w:rPr>
+                <w:rFonts w:ascii="Microsoft YaHei" w:hAnsi="Microsoft YaHei" w:eastAsia="Microsoft YaHei"/>
+              </w:rPr>
+              <w:t>余景康</w:t>
+            </w:r>
+          </w:p>
+        </w:tc>
+        <w:tc>
+          <w:tcPr>
+            <w:tcW w:type="dxa" w:w="7994"/>
+            <w:vAlign w:val="center"/>
+          </w:tcPr>
+          <w:p>
+            <w:r>
+              <w:rPr>
+                <w:rFonts w:ascii="Microsoft YaHei" w:hAnsi="Microsoft YaHei" w:eastAsia="Microsoft YaHei"/>
+              </w:rPr>
+              <w:t>负责题目/设计文档补充、NFA 与 matcher 逻辑拆分、捕获组位置返回、转义序列 \D \W \S 支持、README/进度维护、VS Code 调试与任务配置，以及汇报文档/PPT 的补充更新。</w:t>
+            </w:r>
+          </w:p>
+        </w:tc>
+      </w:tr>
+      <w:tr>
+        <w:tc>
+          <w:tcPr>
+            <w:tcW w:type="dxa" w:w="1417"/>
+            <w:vAlign w:val="center"/>
+          </w:tcPr>
+          <w:p>
+            <w:r>
+              <w:rPr>
+                <w:rFonts w:ascii="Microsoft YaHei" w:hAnsi="Microsoft YaHei" w:eastAsia="Microsoft YaHei"/>
+              </w:rPr>
+              <w:t>共同完成</w:t>
+            </w:r>
+          </w:p>
+        </w:tc>
+        <w:tc>
+          <w:tcPr>
+            <w:tcW w:type="dxa" w:w="7994"/>
+            <w:vAlign w:val="center"/>
+          </w:tcPr>
+          <w:p>
+            <w:r>
+              <w:rPr>
+                <w:rFonts w:ascii="Microsoft YaHei" w:hAnsi="Microsoft YaHei" w:eastAsia="Microsoft YaHei"/>
+              </w:rPr>
+              <w:t>两人共同完成需求分析、阶段性联调、功能验证、材料整理与现场汇报准备。</w:t>
+            </w:r>
+          </w:p>
+        </w:tc>
+      </w:tr>
+    </w:tbl>
+    <w:p>
+      <w:pPr>
+        <w:pStyle w:val="Heading1"/>
+      </w:pPr>
+      <w:r>
+        <w:t>4. 遇到的问题</w:t>
       </w:r>
     </w:p>
     <w:p>
       <w:pPr>
-        <w:pStyle w:val="ListBullet"/>
-        <w:spacing w:after="80" w:line="300" w:lineRule="auto"/>
-        <w:ind w:left="540" w:hanging="271"/>
+        <w:pStyle w:val="ListNumber"/>
       </w:pPr>
       <w:r>
         <w:rPr>
-          <w:rFonts w:ascii="Calibri" w:hAnsi="Calibri" w:eastAsia="Microsoft YaHei"/>
-          <w:color w:val="000000"/>
-          <w:sz w:val="22"/>
+          <w:rFonts w:ascii="Microsoft YaHei" w:hAnsi="Microsoft YaHei" w:eastAsia="Microsoft YaHei"/>
         </w:rPr>
-        <w:t>charset、lexer、parser、AST 模块</w:t>
+        <w:t>正则表达式没有显式连接符，直接从左到右处理会得到错误语法结构。解决方法是使用递归下降解析器，并明确重复 &gt; 连接 &gt; 选择的优先级。</w:t>
       </w:r>
     </w:p>
     <w:p>
       <w:pPr>
-        <w:pStyle w:val="ListBullet"/>
-        <w:spacing w:after="80" w:line="300" w:lineRule="auto"/>
-        <w:ind w:left="540" w:hanging="271"/>
+        <w:pStyle w:val="ListNumber"/>
       </w:pPr>
       <w:r>
         <w:rPr>
-          <w:rFonts w:ascii="Calibri" w:hAnsi="Calibri" w:eastAsia="Microsoft YaHei"/>
-          <w:color w:val="000000"/>
-          <w:sz w:val="22"/>
+          <w:rFonts w:ascii="Microsoft YaHei" w:hAnsi="Microsoft YaHei" w:eastAsia="Microsoft YaHei"/>
         </w:rPr>
-        <w:t>*、+、?、{m}、{m,}、{m,n} 等语法</w:t>
+        <w:t>{m,n} 区间量词会造成状态膨胀。处理方式是展开 m 个必选副本和 n-m 个可选副本，并设置最大重复次数上限。</w:t>
       </w:r>
     </w:p>
     <w:p>
       <w:pPr>
-        <w:pStyle w:val="ListBullet"/>
-        <w:spacing w:after="80" w:line="300" w:lineRule="auto"/>
-        <w:ind w:left="540" w:hanging="271"/>
+        <w:pStyle w:val="ListNumber"/>
       </w:pPr>
       <w:r>
         <w:rPr>
-          <w:rFonts w:ascii="Calibri" w:hAnsi="Calibri" w:eastAsia="Microsoft YaHei"/>
-          <w:color w:val="000000"/>
-          <w:sz w:val="22"/>
+          <w:rFonts w:ascii="Microsoft YaHei" w:hAnsi="Microsoft YaHei" w:eastAsia="Microsoft YaHei"/>
         </w:rPr>
-        <w:t>捕获组编号和树形 AST 输出</w:t>
+        <w:t>DFA 路径不天然保存完整捕获组信息。最终采用 DFA 定位整体匹配区间，再由带标签 NFA 回填捕获组。</w:t>
       </w:r>
     </w:p>
     <w:p>
       <w:pPr>
-        <w:pStyle w:val="ListBullet"/>
-        <w:spacing w:after="80" w:line="300" w:lineRule="auto"/>
-        <w:ind w:left="540" w:hanging="271"/>
+        <w:pStyle w:val="ListNumber"/>
       </w:pPr>
       <w:r>
         <w:rPr>
-          <w:rFonts w:ascii="Calibri" w:hAnsi="Calibri" w:eastAsia="Microsoft YaHei"/>
-          <w:color w:val="000000"/>
-          <w:sz w:val="22"/>
+          <w:rFonts w:ascii="Microsoft YaHei" w:hAnsi="Microsoft YaHei" w:eastAsia="Microsoft YaHei"/>
         </w:rPr>
-        <w:t>基础 NFA 匹配和 match、search、findall</w:t>
+        <w:t>Windows 原生环境缺少 CMake/GCC 和 POSIX regex.h。为此补充了 MSVC 构建脚本，POSIX 对照保留到 WSL/Linux 环境执行。</w:t>
       </w:r>
     </w:p>
     <w:p>
       <w:pPr>
-        <w:pStyle w:val="ListBullet"/>
-        <w:spacing w:after="80" w:line="300" w:lineRule="auto"/>
-        <w:ind w:left="540" w:hanging="271"/>
+        <w:pStyle w:val="ListNumber"/>
       </w:pPr>
       <w:r>
         <w:rPr>
-          <w:rFonts w:ascii="Calibri" w:hAnsi="Calibri" w:eastAsia="Microsoft YaHei"/>
-          <w:color w:val="000000"/>
-          <w:sz w:val="22"/>
+          <w:rFonts w:ascii="Microsoft YaHei" w:hAnsi="Microsoft YaHei" w:eastAsia="Microsoft YaHei"/>
         </w:rPr>
-        <w:t>Token 输出、字节级错误定位和可读错误码</w:t>
-      </w:r>
-    </w:p>
-    <w:p>
-      <w:pPr>
-        <w:pStyle w:val="ListBullet"/>
-        <w:spacing w:after="80" w:line="300" w:lineRule="auto"/>
-        <w:ind w:left="540" w:hanging="271"/>
-      </w:pPr>
-      <w:r>
-        <w:rPr>
-          <w:rFonts w:ascii="Calibri" w:hAnsi="Calibri" w:eastAsia="Microsoft YaHei"/>
-          <w:color w:val="000000"/>
-          <w:sz w:val="22"/>
-        </w:rPr>
-        <w:t>Lexer、Parser、API 三层单元测试</w:t>
-      </w:r>
-    </w:p>
-    <w:p>
-      <w:pPr>
-        <w:pStyle w:val="Heading2"/>
-      </w:pPr>
-      <w:r>
-        <w:t>尚未完成</w:t>
-      </w:r>
-    </w:p>
-    <w:p>
-      <w:pPr>
-        <w:pStyle w:val="ListBullet"/>
-        <w:spacing w:after="80" w:line="300" w:lineRule="auto"/>
-        <w:ind w:left="540" w:hanging="271"/>
-      </w:pPr>
-      <w:r>
-        <w:rPr>
-          <w:rFonts w:ascii="Calibri" w:hAnsi="Calibri" w:eastAsia="Microsoft YaHei"/>
-          <w:color w:val="000000"/>
-          <w:sz w:val="22"/>
-        </w:rPr>
-        <w:t>NFA 状态转移表与 DOT 输出</w:t>
-      </w:r>
-    </w:p>
-    <w:p>
-      <w:pPr>
-        <w:pStyle w:val="ListBullet"/>
-        <w:spacing w:after="80" w:line="300" w:lineRule="auto"/>
-        <w:ind w:left="540" w:hanging="271"/>
-      </w:pPr>
-      <w:r>
-        <w:rPr>
-          <w:rFonts w:ascii="Calibri" w:hAnsi="Calibri" w:eastAsia="Microsoft YaHei"/>
-          <w:color w:val="000000"/>
-          <w:sz w:val="22"/>
-        </w:rPr>
-        <w:t>DFA 子集构造和 Hopcroft 最小化</w:t>
-      </w:r>
-    </w:p>
-    <w:p>
-      <w:pPr>
-        <w:pStyle w:val="ListBullet"/>
-        <w:spacing w:after="80" w:line="300" w:lineRule="auto"/>
-        <w:ind w:left="540" w:hanging="271"/>
-      </w:pPr>
-      <w:r>
-        <w:rPr>
-          <w:rFonts w:ascii="Calibri" w:hAnsi="Calibri" w:eastAsia="Microsoft YaHei"/>
-          <w:color w:val="000000"/>
-          <w:sz w:val="22"/>
-        </w:rPr>
-        <w:t>捕获组起止位置回填</w:t>
-      </w:r>
-    </w:p>
-    <w:p>
-      <w:pPr>
-        <w:pStyle w:val="ListBullet"/>
-        <w:spacing w:after="80" w:line="300" w:lineRule="auto"/>
-        <w:ind w:left="540" w:hanging="271"/>
-      </w:pPr>
-      <w:r>
-        <w:rPr>
-          <w:rFonts w:ascii="Calibri" w:hAnsi="Calibri" w:eastAsia="Microsoft YaHei"/>
-          <w:color w:val="000000"/>
-          <w:sz w:val="22"/>
-        </w:rPr>
-        <w:t>POSIX regex.h 行为与性能对比</w:t>
+        <w:t>本机未安装 Graphviz 时无法直接生成 PNG。当前先保证 DOT 文本导出正确，安装 Graphviz 后即可渲染图片。</w:t>
       </w:r>
     </w:p>
     <w:p>
@@ -1462,354 +922,61 @@
         <w:pStyle w:val="Heading1"/>
       </w:pPr>
       <w:r>
-        <w:t>3. 遇到的问题</w:t>
+        <w:t>5. 现场演示流程</w:t>
+      </w:r>
+    </w:p>
+    <w:p>
+      <w:r>
+        <w:t>建议先完成口头汇报，再切换到 PowerShell，直接运行一键演示脚本：</w:t>
+      </w:r>
+    </w:p>
+    <w:p>
+      <w:r>
+        <w:rPr>
+          <w:b/>
+        </w:rPr>
+        <w:t>cd D:\likuan\likuan</w:t>
+      </w:r>
+    </w:p>
+    <w:p>
+      <w:r>
+        <w:rPr>
+          <w:b/>
+        </w:rPr>
+        <w:t>powershell -ExecutionPolicy Bypass -File .\scripts\demo.ps1</w:t>
       </w:r>
     </w:p>
     <w:p>
       <w:pPr>
-        <w:pStyle w:val="Heading2"/>
+        <w:pStyle w:val="ListBullet"/>
       </w:pPr>
       <w:r>
-        <w:t>3.1 运算符优先级</w:t>
+        <w:rPr>
+          <w:rFonts w:ascii="Microsoft YaHei" w:hAnsi="Microsoft YaHei" w:eastAsia="Microsoft YaHei"/>
+        </w:rPr>
+        <w:t>脚本会依次展示 DFA 匹配与捕获组、token、AST、NFA、MinDFA、DOT 导出和 benchmark。</w:t>
       </w:r>
     </w:p>
     <w:p>
       <w:pPr>
-        <w:spacing w:before="0" w:after="120" w:line="300" w:lineRule="auto"/>
+        <w:pStyle w:val="ListBullet"/>
       </w:pPr>
       <w:r>
         <w:rPr>
-          <w:rFonts w:ascii="Calibri" w:hAnsi="Calibri" w:eastAsia="Microsoft YaHei"/>
-          <w:b/>
-          <w:color w:val="000000"/>
-          <w:sz w:val="22"/>
+          <w:rFonts w:ascii="Microsoft YaHei" w:hAnsi="Microsoft YaHei" w:eastAsia="Microsoft YaHei"/>
         </w:rPr>
-        <w:t>问题：</w:t>
-      </w:r>
-      <w:r>
-        <w:rPr>
-          <w:rFonts w:ascii="Calibri" w:hAnsi="Calibri" w:eastAsia="Microsoft YaHei"/>
-          <w:color w:val="000000"/>
-          <w:sz w:val="22"/>
-        </w:rPr>
-        <w:t>正则表达式没有显式连接符，例如 ab|c*。如果直接从左向右处理，会生成错误的语法结构。</w:t>
+        <w:t>演示产物统一输出到 out/demo，包括 performance.csv 和 .dot 文件。</w:t>
       </w:r>
     </w:p>
     <w:p>
       <w:pPr>
-        <w:spacing w:before="0" w:after="120" w:line="300" w:lineRule="auto"/>
+        <w:pStyle w:val="ListBullet"/>
       </w:pPr>
       <w:r>
         <w:rPr>
-          <w:rFonts w:ascii="Calibri" w:hAnsi="Calibri" w:eastAsia="Microsoft YaHei"/>
-          <w:b/>
-          <w:color w:val="000000"/>
-          <w:sz w:val="22"/>
+          <w:rFonts w:ascii="Microsoft YaHei" w:hAnsi="Microsoft YaHei" w:eastAsia="Microsoft YaHei"/>
         </w:rPr>
-        <w:t>解决：</w:t>
-      </w:r>
-      <w:r>
-        <w:rPr>
-          <w:rFonts w:ascii="Calibri" w:hAnsi="Calibri" w:eastAsia="Microsoft YaHei"/>
-          <w:color w:val="000000"/>
-          <w:sz w:val="22"/>
-        </w:rPr>
-        <w:t>使用递归下降解析器，把语法拆成重复、连接和选择三层，优先级为：重复 &gt; 连接 &gt; 选择。</w:t>
-      </w:r>
-    </w:p>
-    <w:p>
-      <w:pPr>
-        <w:pStyle w:val="Heading2"/>
-      </w:pPr>
-      <w:r>
-        <w:t>3.2 {m,n} 导致状态膨胀</w:t>
-      </w:r>
-    </w:p>
-    <w:p>
-      <w:pPr>
-        <w:spacing w:before="0" w:after="120" w:line="300" w:lineRule="auto"/>
-      </w:pPr>
-      <w:r>
-        <w:rPr>
-          <w:rFonts w:ascii="Calibri" w:hAnsi="Calibri" w:eastAsia="Microsoft YaHei"/>
-          <w:b/>
-          <w:color w:val="000000"/>
-          <w:sz w:val="22"/>
-        </w:rPr>
-        <w:t>问题：</w:t>
-      </w:r>
-      <w:r>
-        <w:rPr>
-          <w:rFonts w:ascii="Calibri" w:hAnsi="Calibri" w:eastAsia="Microsoft YaHei"/>
-          <w:color w:val="000000"/>
-          <w:sz w:val="22"/>
-        </w:rPr>
-        <w:t>区间量词需要展开为多个 NFA 片段，数值过大会快速消耗内存。</w:t>
-      </w:r>
-    </w:p>
-    <w:p>
-      <w:pPr>
-        <w:spacing w:before="0" w:after="120" w:line="300" w:lineRule="auto"/>
-      </w:pPr>
-      <w:r>
-        <w:rPr>
-          <w:rFonts w:ascii="Calibri" w:hAnsi="Calibri" w:eastAsia="Microsoft YaHei"/>
-          <w:b/>
-          <w:color w:val="000000"/>
-          <w:sz w:val="22"/>
-        </w:rPr>
-        <w:t>解决：</w:t>
-      </w:r>
-      <w:r>
-        <w:rPr>
-          <w:rFonts w:ascii="Calibri" w:hAnsi="Calibri" w:eastAsia="Microsoft YaHei"/>
-          <w:color w:val="000000"/>
-          <w:sz w:val="22"/>
-        </w:rPr>
-        <w:t>生成 m 个必选副本和 n-m 个可选副本；{m,} 追加星号结构；最大重复次数限制为 10000。</w:t>
-      </w:r>
-    </w:p>
-    <w:p>
-      <w:pPr>
-        <w:pStyle w:val="Heading2"/>
-      </w:pPr>
-      <w:r>
-        <w:t>3.3 epsilon 闭包栈溢出</w:t>
-      </w:r>
-    </w:p>
-    <w:p>
-      <w:pPr>
-        <w:spacing w:before="0" w:after="120" w:line="300" w:lineRule="auto"/>
-      </w:pPr>
-      <w:r>
-        <w:rPr>
-          <w:rFonts w:ascii="Calibri" w:hAnsi="Calibri" w:eastAsia="Microsoft YaHei"/>
-          <w:b/>
-          <w:color w:val="000000"/>
-          <w:sz w:val="22"/>
-        </w:rPr>
-        <w:t>问题：</w:t>
-      </w:r>
-      <w:r>
-        <w:rPr>
-          <w:rFonts w:ascii="Calibri" w:hAnsi="Calibri" w:eastAsia="Microsoft YaHei"/>
-          <w:color w:val="000000"/>
-          <w:sz w:val="22"/>
-        </w:rPr>
-        <w:t>最初使用递归计算 epsilon 闭包，大型区间量词可能形成很深的 epsilon 链。</w:t>
-      </w:r>
-    </w:p>
-    <w:p>
-      <w:pPr>
-        <w:spacing w:before="0" w:after="120" w:line="300" w:lineRule="auto"/>
-      </w:pPr>
-      <w:r>
-        <w:rPr>
-          <w:rFonts w:ascii="Calibri" w:hAnsi="Calibri" w:eastAsia="Microsoft YaHei"/>
-          <w:b/>
-          <w:color w:val="000000"/>
-          <w:sz w:val="22"/>
-        </w:rPr>
-        <w:t>解决：</w:t>
-      </w:r>
-      <w:r>
-        <w:rPr>
-          <w:rFonts w:ascii="Calibri" w:hAnsi="Calibri" w:eastAsia="Microsoft YaHei"/>
-          <w:color w:val="000000"/>
-          <w:sz w:val="22"/>
-        </w:rPr>
-        <w:t>将递归闭包改为迭代式状态集合遍历，消除调用栈深度风险。</w:t>
-      </w:r>
-    </w:p>
-    <w:p>
-      <w:pPr>
-        <w:pStyle w:val="Heading2"/>
-      </w:pPr>
-      <w:r>
-        <w:t>3.4 编译错误无法返回</w:t>
-      </w:r>
-    </w:p>
-    <w:p>
-      <w:pPr>
-        <w:spacing w:before="0" w:after="120" w:line="300" w:lineRule="auto"/>
-      </w:pPr>
-      <w:r>
-        <w:rPr>
-          <w:rFonts w:ascii="Calibri" w:hAnsi="Calibri" w:eastAsia="Microsoft YaHei"/>
-          <w:b/>
-          <w:color w:val="000000"/>
-          <w:sz w:val="22"/>
-        </w:rPr>
-        <w:t>问题：</w:t>
-      </w:r>
-      <w:r>
-        <w:rPr>
-          <w:rFonts w:ascii="Calibri" w:hAnsi="Calibri" w:eastAsia="Microsoft YaHei"/>
-          <w:color w:val="000000"/>
-          <w:sz w:val="22"/>
-        </w:rPr>
-        <w:t>原 regex_compile 失败后会释放对象，调用者只能获得错误码，无法取得 byte 位置等详细原因。</w:t>
-      </w:r>
-    </w:p>
-    <w:p>
-      <w:pPr>
-        <w:spacing w:before="0" w:after="120" w:line="300" w:lineRule="auto"/>
-      </w:pPr>
-      <w:r>
-        <w:rPr>
-          <w:rFonts w:ascii="Calibri" w:hAnsi="Calibri" w:eastAsia="Microsoft YaHei"/>
-          <w:b/>
-          <w:color w:val="000000"/>
-          <w:sz w:val="22"/>
-        </w:rPr>
-        <w:t>解决：</w:t>
-      </w:r>
-      <w:r>
-        <w:rPr>
-          <w:rFonts w:ascii="Calibri" w:hAnsi="Calibri" w:eastAsia="Microsoft YaHei"/>
-          <w:color w:val="000000"/>
-          <w:sz w:val="22"/>
-        </w:rPr>
-        <w:t>增加 regex_compile_ex 和 regex_status_string，CLI 可直接打印错误位置、错误码和类别。</w:t>
-      </w:r>
-    </w:p>
-    <w:p>
-      <w:pPr>
-        <w:pStyle w:val="Heading2"/>
-      </w:pPr>
-      <w:r>
-        <w:t>3.5 深层括号风险</w:t>
-      </w:r>
-    </w:p>
-    <w:p>
-      <w:pPr>
-        <w:spacing w:before="0" w:after="120" w:line="300" w:lineRule="auto"/>
-      </w:pPr>
-      <w:r>
-        <w:rPr>
-          <w:rFonts w:ascii="Calibri" w:hAnsi="Calibri" w:eastAsia="Microsoft YaHei"/>
-          <w:b/>
-          <w:color w:val="000000"/>
-          <w:sz w:val="22"/>
-        </w:rPr>
-        <w:t>问题：</w:t>
-      </w:r>
-      <w:r>
-        <w:rPr>
-          <w:rFonts w:ascii="Calibri" w:hAnsi="Calibri" w:eastAsia="Microsoft YaHei"/>
-          <w:color w:val="000000"/>
-          <w:sz w:val="22"/>
-        </w:rPr>
-        <w:t>大量嵌套括号可能耗尽递归解析器的调用栈。</w:t>
-      </w:r>
-    </w:p>
-    <w:p>
-      <w:pPr>
-        <w:spacing w:before="0" w:after="120" w:line="300" w:lineRule="auto"/>
-      </w:pPr>
-      <w:r>
-        <w:rPr>
-          <w:rFonts w:ascii="Calibri" w:hAnsi="Calibri" w:eastAsia="Microsoft YaHei"/>
-          <w:b/>
-          <w:color w:val="000000"/>
-          <w:sz w:val="22"/>
-        </w:rPr>
-        <w:t>解决：</w:t>
-      </w:r>
-      <w:r>
-        <w:rPr>
-          <w:rFonts w:ascii="Calibri" w:hAnsi="Calibri" w:eastAsia="Microsoft YaHei"/>
-          <w:color w:val="000000"/>
-          <w:sz w:val="22"/>
-        </w:rPr>
-        <w:t>设置最大括号嵌套深度 256；超过后返回 RX_EUNSUPPORTED，并通过 257 层括号测试验证。</w:t>
-      </w:r>
-    </w:p>
-    <w:p>
-      <w:pPr>
-        <w:pStyle w:val="Heading2"/>
-      </w:pPr>
-      <w:r>
-        <w:t>3.6 findall 空匹配死循环</w:t>
-      </w:r>
-    </w:p>
-    <w:p>
-      <w:pPr>
-        <w:spacing w:before="0" w:after="120" w:line="300" w:lineRule="auto"/>
-      </w:pPr>
-      <w:r>
-        <w:rPr>
-          <w:rFonts w:ascii="Calibri" w:hAnsi="Calibri" w:eastAsia="Microsoft YaHei"/>
-          <w:b/>
-          <w:color w:val="000000"/>
-          <w:sz w:val="22"/>
-        </w:rPr>
-        <w:t>问题：</w:t>
-      </w:r>
-      <w:r>
-        <w:rPr>
-          <w:rFonts w:ascii="Calibri" w:hAnsi="Calibri" w:eastAsia="Microsoft YaHei"/>
-          <w:color w:val="000000"/>
-          <w:sz w:val="22"/>
-        </w:rPr>
-        <w:t>a* 等表达式可以匹配空字符串，如果下一次仍从原位置搜索，会无限循环。</w:t>
-      </w:r>
-    </w:p>
-    <w:p>
-      <w:pPr>
-        <w:spacing w:before="0" w:after="120" w:line="300" w:lineRule="auto"/>
-      </w:pPr>
-      <w:r>
-        <w:rPr>
-          <w:rFonts w:ascii="Calibri" w:hAnsi="Calibri" w:eastAsia="Microsoft YaHei"/>
-          <w:b/>
-          <w:color w:val="000000"/>
-          <w:sz w:val="22"/>
-        </w:rPr>
-        <w:t>解决：</w:t>
-      </w:r>
-      <w:r>
-        <w:rPr>
-          <w:rFonts w:ascii="Calibri" w:hAnsi="Calibri" w:eastAsia="Microsoft YaHei"/>
-          <w:color w:val="000000"/>
-          <w:sz w:val="22"/>
-        </w:rPr>
-        <w:t>零长度匹配后强制前进一个字节，保证 findall 能终止。</w:t>
-      </w:r>
-    </w:p>
-    <w:p>
-      <w:pPr>
-        <w:pStyle w:val="Heading2"/>
-      </w:pPr>
-      <w:r>
-        <w:t>汇报这一部分的总结句</w:t>
-      </w:r>
-    </w:p>
-    <w:p>
-      <w:pPr>
-        <w:spacing w:before="60" w:after="160" w:line="300" w:lineRule="auto"/>
-        <w:ind w:left="230" w:right="115"/>
-        <w:shd w:fill="F4F7FB"/>
-        <w:pBdr>
-          <w:left w:val="single" w:sz="20" w:space="8" w:color="2E74B5"/>
-        </w:pBdr>
-      </w:pPr>
-      <w:r>
-        <w:rPr>
-          <w:rFonts w:ascii="Calibri" w:hAnsi="Calibri" w:eastAsia="Microsoft YaHei"/>
-          <w:b/>
-          <w:color w:val="1F4D78"/>
-          <w:sz w:val="22"/>
-        </w:rPr>
-        <w:t>讲稿：</w:t>
-      </w:r>
-      <w:r>
-        <w:rPr>
-          <w:rFonts w:ascii="Calibri" w:hAnsi="Calibri" w:eastAsia="Microsoft YaHei"/>
-          <w:color w:val="000000"/>
-          <w:sz w:val="22"/>
-        </w:rPr>
-        <w:t>这些问题主要集中在解析正确性、状态规模和鲁棒性上。我们的处理原则是：先保证语义正确和错误可定位，再逐步优化性能，并通过单元测试固定行为。</w:t>
+        <w:t>如果老师追问测试，可以补充运行 build-msvc.ps1 -Test，说明 lexer、parser、NFA、DFA、DOT、API、stress、conformance 全部通过。</w:t>
       </w:r>
     </w:p>
     <w:p>
@@ -1817,607 +984,22 @@
         <w:pStyle w:val="Heading1"/>
       </w:pPr>
       <w:r>
-        <w:t>4. 现场演示流程</w:t>
+        <w:t>6. 汇报结论</w:t>
       </w:r>
     </w:p>
     <w:p>
-      <w:pPr>
-        <w:spacing w:before="0" w:after="120" w:line="300" w:lineRule="auto"/>
-      </w:pPr>
       <w:r>
-        <w:rPr>
-          <w:rFonts w:ascii="Calibri" w:hAnsi="Calibri" w:eastAsia="Microsoft YaHei"/>
-          <w:color w:val="000000"/>
-          <w:sz w:val="22"/>
-        </w:rPr>
-        <w:t>演示前先打开 PowerShell。不要双击 exe，也不要临场修改代码。建议按“Token -&gt; AST -&gt; 正常匹配 -&gt; 错误定位 -&gt; 测试”的顺序进行。</w:t>
-      </w:r>
-    </w:p>
-    <w:p>
-      <w:pPr>
-        <w:pStyle w:val="Heading2"/>
-      </w:pPr>
-      <w:r>
-        <w:t>演示准备</w:t>
-      </w:r>
-    </w:p>
-    <w:p>
-      <w:pPr>
-        <w:keepLines/>
-        <w:spacing w:before="40" w:after="140" w:line="252" w:lineRule="auto"/>
-        <w:ind w:left="259" w:right="115"/>
-        <w:shd w:fill="F5F7FA"/>
-      </w:pPr>
-      <w:r>
-        <w:rPr>
-          <w:rFonts w:ascii="Consolas" w:hAnsi="Consolas" w:eastAsia="Microsoft YaHei"/>
-          <w:color w:val="000000"/>
-          <w:sz w:val="18"/>
-        </w:rPr>
-        <w:t>cd D:\likuan\likuan</w:t>
-      </w:r>
-    </w:p>
-    <w:p>
-      <w:pPr>
-        <w:pStyle w:val="Heading2"/>
-      </w:pPr>
-      <w:r>
-        <w:t>步骤 1：展示词法分析</w:t>
-      </w:r>
-    </w:p>
-    <w:p>
-      <w:pPr>
-        <w:keepLines/>
-        <w:spacing w:before="40" w:after="140" w:line="252" w:lineRule="auto"/>
-        <w:ind w:left="259" w:right="115"/>
-        <w:shd w:fill="F5F7FA"/>
-      </w:pPr>
-      <w:r>
-        <w:rPr>
-          <w:rFonts w:ascii="Consolas" w:hAnsi="Consolas" w:eastAsia="Microsoft YaHei"/>
-          <w:color w:val="000000"/>
-          <w:sz w:val="18"/>
-        </w:rPr>
-        <w:t>.\build-manual\rx_dump_tokens.exe '([a-z]+)\d{2,4}'</w:t>
-        <w:br/>
-        <w:br/>
-        <w:t>0    LPAREN</w:t>
-        <w:br/>
-        <w:t>1    CLASS [a-z]</w:t>
-        <w:br/>
-        <w:t>6    PLUS</w:t>
-        <w:br/>
-        <w:t>7    RPAREN</w:t>
-        <w:br/>
-        <w:t>8    CLASS [0-9]</w:t>
-        <w:br/>
-        <w:t>10   REPEAT {2,4}</w:t>
-        <w:br/>
-        <w:t>15   EOF</w:t>
-      </w:r>
-    </w:p>
-    <w:p>
-      <w:pPr>
-        <w:spacing w:before="60" w:after="160" w:line="300" w:lineRule="auto"/>
-        <w:ind w:left="230" w:right="115"/>
-        <w:shd w:fill="F4F7FB"/>
-        <w:pBdr>
-          <w:left w:val="single" w:sz="20" w:space="8" w:color="2E74B5"/>
-        </w:pBdr>
-      </w:pPr>
-      <w:r>
-        <w:rPr>
-          <w:rFonts w:ascii="Calibri" w:hAnsi="Calibri" w:eastAsia="Microsoft YaHei"/>
-          <w:b/>
-          <w:color w:val="1F4D78"/>
-          <w:sz w:val="22"/>
-        </w:rPr>
-        <w:t>讲稿：</w:t>
-      </w:r>
-      <w:r>
-        <w:rPr>
-          <w:rFonts w:ascii="Calibri" w:hAnsi="Calibri" w:eastAsia="Microsoft YaHei"/>
-          <w:color w:val="000000"/>
-          <w:sz w:val="22"/>
-        </w:rPr>
-        <w:t>左边是 token 在原表达式中的字节位置，右边是 token 类型和值。Lexer 已经把字符类、加号、分组和区间量词区分开。</w:t>
-      </w:r>
-    </w:p>
-    <w:p>
-      <w:pPr>
-        <w:pStyle w:val="Heading2"/>
-      </w:pPr>
-      <w:r>
-        <w:t>步骤 2：展示 AST</w:t>
-      </w:r>
-    </w:p>
-    <w:p>
-      <w:pPr>
-        <w:keepLines/>
-        <w:spacing w:before="40" w:after="140" w:line="252" w:lineRule="auto"/>
-        <w:ind w:left="259" w:right="115"/>
-        <w:shd w:fill="F5F7FA"/>
-      </w:pPr>
-      <w:r>
-        <w:rPr>
-          <w:rFonts w:ascii="Consolas" w:hAnsi="Consolas" w:eastAsia="Microsoft YaHei"/>
-          <w:color w:val="000000"/>
-          <w:sz w:val="18"/>
-        </w:rPr>
-        <w:t>.\build-manual\rx_dump_ast.exe '([a-z]+)\d{2,4}'</w:t>
-        <w:br/>
-        <w:br/>
-        <w:t>captures: 1</w:t>
-        <w:br/>
-        <w:t>CONCAT</w:t>
-        <w:br/>
-        <w:t xml:space="preserve">  GROUP #1</w:t>
-        <w:br/>
-        <w:t xml:space="preserve">    PLUS</w:t>
-        <w:br/>
-        <w:t xml:space="preserve">      CLASS [a-z]</w:t>
-        <w:br/>
-        <w:t xml:space="preserve">  REPEAT {2,4}</w:t>
-        <w:br/>
-        <w:t xml:space="preserve">    CLASS [0-9]</w:t>
-      </w:r>
-    </w:p>
-    <w:p>
-      <w:pPr>
-        <w:spacing w:before="60" w:after="160" w:line="300" w:lineRule="auto"/>
-        <w:ind w:left="230" w:right="115"/>
-        <w:shd w:fill="F4F7FB"/>
-        <w:pBdr>
-          <w:left w:val="single" w:sz="20" w:space="8" w:color="2E74B5"/>
-        </w:pBdr>
-      </w:pPr>
-      <w:r>
-        <w:rPr>
-          <w:rFonts w:ascii="Calibri" w:hAnsi="Calibri" w:eastAsia="Microsoft YaHei"/>
-          <w:b/>
-          <w:color w:val="1F4D78"/>
-          <w:sz w:val="22"/>
-        </w:rPr>
-        <w:t>讲稿：</w:t>
-      </w:r>
-      <w:r>
-        <w:rPr>
-          <w:rFonts w:ascii="Calibri" w:hAnsi="Calibri" w:eastAsia="Microsoft YaHei"/>
-          <w:color w:val="000000"/>
-          <w:sz w:val="22"/>
-        </w:rPr>
-        <w:t>AST 表明整个表达式是连接结构。左侧是编号为 1 的捕获组，内部是 [a-z]+；右侧是重复 2 到 4 次的数字字符类。</w:t>
-      </w:r>
-    </w:p>
-    <w:p>
-      <w:pPr>
-        <w:pStyle w:val="Heading2"/>
-      </w:pPr>
-      <w:r>
-        <w:t>步骤 3：展示正常匹配</w:t>
-      </w:r>
-    </w:p>
-    <w:p>
-      <w:pPr>
-        <w:keepLines/>
-        <w:spacing w:before="40" w:after="140" w:line="252" w:lineRule="auto"/>
-        <w:ind w:left="259" w:right="115"/>
-        <w:shd w:fill="F5F7FA"/>
-      </w:pPr>
-      <w:r>
-        <w:rPr>
-          <w:rFonts w:ascii="Consolas" w:hAnsi="Consolas" w:eastAsia="Microsoft YaHei"/>
-          <w:color w:val="000000"/>
-          <w:sz w:val="18"/>
-        </w:rPr>
-        <w:t>.\build-manual\rx_cli.exe '([a-z]+)\d{2,4}' 'abc123'</w:t>
-        <w:br/>
-        <w:br/>
-        <w:t>match [0,6): abc123</w:t>
-      </w:r>
-    </w:p>
-    <w:p>
-      <w:pPr>
-        <w:spacing w:before="60" w:after="160" w:line="300" w:lineRule="auto"/>
-        <w:ind w:left="230" w:right="115"/>
-        <w:shd w:fill="F4F7FB"/>
-        <w:pBdr>
-          <w:left w:val="single" w:sz="20" w:space="8" w:color="2E74B5"/>
-        </w:pBdr>
-      </w:pPr>
-      <w:r>
-        <w:rPr>
-          <w:rFonts w:ascii="Calibri" w:hAnsi="Calibri" w:eastAsia="Microsoft YaHei"/>
-          <w:b/>
-          <w:color w:val="1F4D78"/>
-          <w:sz w:val="22"/>
-        </w:rPr>
-        <w:t>讲稿：</w:t>
-      </w:r>
-      <w:r>
-        <w:rPr>
-          <w:rFonts w:ascii="Calibri" w:hAnsi="Calibri" w:eastAsia="Microsoft YaHei"/>
-          <w:color w:val="000000"/>
-          <w:sz w:val="22"/>
-        </w:rPr>
-        <w:t>引擎在文本 abc123 中找到了从字节 0 到字节 6 的整体匹配。当前返回的是整体区间，捕获组位置回填属于后续阶段。</w:t>
-      </w:r>
-    </w:p>
-    <w:p>
-      <w:pPr>
-        <w:pStyle w:val="Heading2"/>
-      </w:pPr>
-      <w:r>
-        <w:t>步骤 4：展示错误定位</w:t>
-      </w:r>
-    </w:p>
-    <w:p>
-      <w:pPr>
-        <w:keepLines/>
-        <w:spacing w:before="40" w:after="140" w:line="252" w:lineRule="auto"/>
-        <w:ind w:left="259" w:right="115"/>
-        <w:shd w:fill="F5F7FA"/>
-      </w:pPr>
-      <w:r>
-        <w:rPr>
-          <w:rFonts w:ascii="Consolas" w:hAnsi="Consolas" w:eastAsia="Microsoft YaHei"/>
-          <w:color w:val="000000"/>
-          <w:sz w:val="18"/>
-        </w:rPr>
-        <w:t>.\build-manual\rx_cli.exe 'a**' 'aaa'</w:t>
-        <w:br/>
-        <w:br/>
-        <w:t>compile failed: multiple repetition operators at byte 2</w:t>
-        <w:br/>
-        <w:t>(rc=6: invalid repetition operator)</w:t>
-      </w:r>
-    </w:p>
-    <w:p>
-      <w:pPr>
-        <w:spacing w:before="60" w:after="160" w:line="300" w:lineRule="auto"/>
-        <w:ind w:left="230" w:right="115"/>
-        <w:shd w:fill="F4F7FB"/>
-        <w:pBdr>
-          <w:left w:val="single" w:sz="20" w:space="8" w:color="2E74B5"/>
-        </w:pBdr>
-      </w:pPr>
-      <w:r>
-        <w:rPr>
-          <w:rFonts w:ascii="Calibri" w:hAnsi="Calibri" w:eastAsia="Microsoft YaHei"/>
-          <w:b/>
-          <w:color w:val="1F4D78"/>
-          <w:sz w:val="22"/>
-        </w:rPr>
-        <w:t>讲稿：</w:t>
-      </w:r>
-      <w:r>
-        <w:rPr>
-          <w:rFonts w:ascii="Calibri" w:hAnsi="Calibri" w:eastAsia="Microsoft YaHei"/>
-          <w:color w:val="000000"/>
-          <w:sz w:val="22"/>
-        </w:rPr>
-        <w:t>这里不是简单返回失败，而是指出第二个重复操作符位于 byte 2，并返回对应错误类别。</w:t>
-      </w:r>
-    </w:p>
-    <w:p>
-      <w:pPr>
-        <w:pStyle w:val="Heading2"/>
-      </w:pPr>
-      <w:r>
-        <w:t>步骤 5：展示测试</w:t>
-      </w:r>
-    </w:p>
-    <w:p>
-      <w:pPr>
-        <w:keepLines/>
-        <w:spacing w:before="40" w:after="140" w:line="252" w:lineRule="auto"/>
-        <w:ind w:left="259" w:right="115"/>
-        <w:shd w:fill="F5F7FA"/>
-      </w:pPr>
-      <w:r>
-        <w:rPr>
-          <w:rFonts w:ascii="Consolas" w:hAnsi="Consolas" w:eastAsia="Microsoft YaHei"/>
-          <w:color w:val="000000"/>
-          <w:sz w:val="18"/>
-        </w:rPr>
-        <w:t>.\build-manual\test_lexer.exe</w:t>
-        <w:br/>
-        <w:t>.\build-manual\test_parser.exe</w:t>
-        <w:br/>
-        <w:t>.\build-manual\test_api.exe</w:t>
-        <w:br/>
-        <w:br/>
-        <w:t>lexer tests passed</w:t>
-        <w:br/>
-        <w:t>parser tests passed</w:t>
-        <w:br/>
-        <w:t>all tests passed</w:t>
-      </w:r>
-    </w:p>
-    <w:p>
-      <w:pPr>
-        <w:spacing w:before="60" w:after="160" w:line="300" w:lineRule="auto"/>
-        <w:ind w:left="230" w:right="115"/>
-        <w:shd w:fill="F4F7FB"/>
-        <w:pBdr>
-          <w:left w:val="single" w:sz="20" w:space="8" w:color="2E74B5"/>
-        </w:pBdr>
-      </w:pPr>
-      <w:r>
-        <w:rPr>
-          <w:rFonts w:ascii="Calibri" w:hAnsi="Calibri" w:eastAsia="Microsoft YaHei"/>
-          <w:b/>
-          <w:color w:val="1F4D78"/>
-          <w:sz w:val="22"/>
-        </w:rPr>
-        <w:t>讲稿：</w:t>
-      </w:r>
-      <w:r>
-        <w:rPr>
-          <w:rFonts w:ascii="Calibri" w:hAnsi="Calibri" w:eastAsia="Microsoft YaHei"/>
-          <w:color w:val="000000"/>
-          <w:sz w:val="22"/>
-        </w:rPr>
-        <w:t>三层测试分别覆盖词法分析、语法分析和公开匹配 API，当前全部通过。</w:t>
-      </w:r>
-    </w:p>
-    <w:p>
-      <w:pPr>
-        <w:pStyle w:val="Heading2"/>
-      </w:pPr>
-      <w:r>
-        <w:t>演示失败时的备用处理</w:t>
-      </w:r>
-    </w:p>
-    <w:p>
-      <w:pPr>
-        <w:pStyle w:val="ListNumber"/>
-        <w:spacing w:after="80" w:line="300" w:lineRule="auto"/>
-        <w:ind w:left="540" w:hanging="271"/>
-      </w:pPr>
-      <w:r>
-        <w:rPr>
-          <w:rFonts w:ascii="Calibri" w:hAnsi="Calibri" w:eastAsia="Microsoft YaHei"/>
-          <w:color w:val="000000"/>
-          <w:sz w:val="22"/>
-        </w:rPr>
-        <w:t>先确认 PowerShell 当前目录是 D:\likuan\likuan。</w:t>
-      </w:r>
-    </w:p>
-    <w:p>
-      <w:pPr>
-        <w:pStyle w:val="ListNumber"/>
-        <w:spacing w:after="80" w:line="300" w:lineRule="auto"/>
-        <w:ind w:left="540" w:hanging="271"/>
-      </w:pPr>
-      <w:r>
-        <w:rPr>
-          <w:rFonts w:ascii="Calibri" w:hAnsi="Calibri" w:eastAsia="Microsoft YaHei"/>
-          <w:color w:val="000000"/>
-          <w:sz w:val="22"/>
-        </w:rPr>
-        <w:t>确认命令以 .\build-manual\ 开头，并使用英文单引号包住正则。</w:t>
-      </w:r>
-    </w:p>
-    <w:p>
-      <w:pPr>
-        <w:pStyle w:val="ListNumber"/>
-        <w:spacing w:after="80" w:line="300" w:lineRule="auto"/>
-        <w:ind w:left="540" w:hanging="271"/>
-      </w:pPr>
-      <w:r>
-        <w:rPr>
-          <w:rFonts w:ascii="Calibri" w:hAnsi="Calibri" w:eastAsia="Microsoft YaHei"/>
-          <w:color w:val="000000"/>
-          <w:sz w:val="22"/>
-        </w:rPr>
-        <w:t>如果某一步输入错误，重新粘贴该条命令即可，不要现场重新编译。</w:t>
-      </w:r>
-    </w:p>
-    <w:p>
-      <w:pPr>
-        <w:pStyle w:val="Heading1"/>
-      </w:pPr>
-      <w:r>
-        <w:t>5. 老师可能追问</w:t>
-      </w:r>
-    </w:p>
-    <w:p>
-      <w:pPr>
-        <w:pStyle w:val="Heading2"/>
-      </w:pPr>
-      <w:r>
-        <w:t>为什么使用 NFA？</w:t>
-      </w:r>
-    </w:p>
-    <w:p>
-      <w:pPr>
-        <w:spacing w:before="0" w:after="120" w:line="300" w:lineRule="auto"/>
-      </w:pPr>
-      <w:r>
-        <w:rPr>
-          <w:rFonts w:ascii="Calibri" w:hAnsi="Calibri" w:eastAsia="Microsoft YaHei"/>
-          <w:color w:val="000000"/>
-          <w:sz w:val="22"/>
-        </w:rPr>
-        <w:t>Thompson NFA 构造规则统一，可以同时维护多个候选状态，不依赖指数级回溯。</w:t>
-      </w:r>
-    </w:p>
-    <w:p>
-      <w:pPr>
-        <w:pStyle w:val="Heading2"/>
-      </w:pPr>
-      <w:r>
-        <w:t>{m,n} 怎么实现？</w:t>
-      </w:r>
-    </w:p>
-    <w:p>
-      <w:pPr>
-        <w:spacing w:before="0" w:after="120" w:line="300" w:lineRule="auto"/>
-      </w:pPr>
-      <w:r>
-        <w:rPr>
-          <w:rFonts w:ascii="Calibri" w:hAnsi="Calibri" w:eastAsia="Microsoft YaHei"/>
-          <w:color w:val="000000"/>
-          <w:sz w:val="22"/>
-        </w:rPr>
-        <w:t>展开为 m 个必选副本和 n-m 个可选副本；无上界时追加星号结构，并设置 10000 次限制。</w:t>
-      </w:r>
-    </w:p>
-    <w:p>
-      <w:pPr>
-        <w:pStyle w:val="Heading2"/>
-      </w:pPr>
-      <w:r>
-        <w:t>捕获组完成了吗？</w:t>
-      </w:r>
-    </w:p>
-    <w:p>
-      <w:pPr>
-        <w:spacing w:before="0" w:after="120" w:line="300" w:lineRule="auto"/>
-      </w:pPr>
-      <w:r>
-        <w:rPr>
-          <w:rFonts w:ascii="Calibri" w:hAnsi="Calibri" w:eastAsia="Microsoft YaHei"/>
-          <w:color w:val="000000"/>
-          <w:sz w:val="22"/>
-        </w:rPr>
-        <w:t>AST 已完成分组编号，但 API 目前只返回整体匹配区间，分组位置回填还未完成。</w:t>
-      </w:r>
-    </w:p>
-    <w:p>
-      <w:pPr>
-        <w:pStyle w:val="Heading2"/>
-      </w:pPr>
-      <w:r>
-        <w:t>DFA 为什么还没展示？</w:t>
-      </w:r>
-    </w:p>
-    <w:p>
-      <w:pPr>
-        <w:spacing w:before="0" w:after="120" w:line="300" w:lineRule="auto"/>
-      </w:pPr>
-      <w:r>
-        <w:rPr>
-          <w:rFonts w:ascii="Calibri" w:hAnsi="Calibri" w:eastAsia="Microsoft YaHei"/>
-          <w:color w:val="000000"/>
-          <w:sz w:val="22"/>
-        </w:rPr>
-        <w:t>当前按计划先稳定解析器和 NFA 基础链路，下一阶段执行子集构造和 Hopcroft 最小化。</w:t>
-      </w:r>
-    </w:p>
-    <w:p>
-      <w:pPr>
-        <w:pStyle w:val="Heading2"/>
-      </w:pPr>
-      <w:r>
-        <w:t>当前最重要的下一步是什么？</w:t>
-      </w:r>
-    </w:p>
-    <w:p>
-      <w:pPr>
-        <w:spacing w:before="0" w:after="120" w:line="300" w:lineRule="auto"/>
-      </w:pPr>
-      <w:r>
-        <w:rPr>
-          <w:rFonts w:ascii="Calibri" w:hAnsi="Calibri" w:eastAsia="Microsoft YaHei"/>
-          <w:color w:val="000000"/>
-          <w:sz w:val="22"/>
-        </w:rPr>
-        <w:t>输出 NFA 状态转移表并拆分 NFA/matcher 模块，为 DFA 子集构造提供稳定输入。</w:t>
-      </w:r>
-    </w:p>
-    <w:p>
-      <w:pPr>
-        <w:spacing w:before="200" w:after="160" w:line="288" w:lineRule="auto"/>
-        <w:shd w:fill="FFF4E5"/>
-        <w:pBdr>
-          <w:left w:val="single" w:sz="20" w:space="8" w:color="C97A00"/>
-        </w:pBdr>
-      </w:pPr>
-      <w:r>
-        <w:rPr>
-          <w:rFonts w:ascii="Calibri" w:hAnsi="Calibri" w:eastAsia="Microsoft YaHei"/>
-          <w:b/>
-          <w:color w:val="9A5B00"/>
-          <w:sz w:val="22"/>
-        </w:rPr>
-        <w:t>最后提醒：</w:t>
-      </w:r>
-      <w:r>
-        <w:rPr>
-          <w:rFonts w:ascii="Calibri" w:hAnsi="Calibri" w:eastAsia="Microsoft YaHei"/>
-          <w:color w:val="000000"/>
-          <w:sz w:val="22"/>
-        </w:rPr>
-        <w:t>准确表述为“解析器阶段完成，基础 NFA 匹配链路跑通”。不要说 DFA、最小化和捕获组位置已经完成。</w:t>
+        <w:t>当前项目可以定位为：功能完成、测试通过、可现场演示。这不是只返回匹配结果的简单程序，而是一套包含编译、执行、可视化、性能分析和答辩材料的完整教学型正则表达式引擎。</w:t>
       </w:r>
     </w:p>
     <w:sectPr>
-      <w:headerReference w:type="default" r:id="rId9"/>
-      <w:footerReference w:type="default" r:id="rId10"/>
-      <w:pgSz w:w="12240" w:h="15840"/>
-      <w:pgMar w:top="1152" w:right="1440" w:bottom="1080" w:left="1440" w:header="504" w:footer="504" w:gutter="0"/>
+      <w:pgSz w:w="11906" w:h="16838"/>
+      <w:pgMar w:top="1440" w:right="1440" w:bottom="1440" w:left="1440" w:header="720" w:footer="720" w:gutter="0"/>
       <w:cols w:space="720"/>
       <w:docGrid w:linePitch="360"/>
     </w:sectPr>
   </w:body>
 </w:document>
-</file>
-
-<file path=word/footer1.xml><?xml version="1.0" encoding="utf-8"?>
-<w:ftr xmlns:m="http://schemas.openxmlformats.org/officeDocument/2006/math" xmlns:mc="http://schemas.openxmlformats.org/markup-compatibility/2006" xmlns:mo="http://schemas.microsoft.com/office/mac/office/2008/main" xmlns:mv="urn:schemas-microsoft-com:mac:vml" xmlns:o="urn:schemas-microsoft-com:office:office" xmlns:r="http://schemas.openxmlformats.org/officeDocument/2006/relationships" xmlns:v="urn:schemas-microsoft-com:vml" xmlns:w10="urn:schemas-microsoft-com:office:word" xmlns:w14="http://schemas.microsoft.com/office/word/2010/wordml" xmlns:w="http://schemas.openxmlformats.org/wordprocessingml/2006/main" xmlns:wne="http://schemas.microsoft.com/office/word/2006/wordml" xmlns:wp14="http://schemas.microsoft.com/office/word/2010/wordprocessingDrawing" xmlns:wp="http://schemas.openxmlformats.org/drawingml/2006/wordprocessingDrawing" xmlns:wpc="http://schemas.microsoft.com/office/word/2010/wordprocessingCanvas" xmlns:wpg="http://schemas.microsoft.com/office/word/2010/wordprocessingGroup" xmlns:wpi="http://schemas.microsoft.com/office/word/2010/wordprocessingInk" xmlns:wps="http://schemas.microsoft.com/office/word/2010/wordprocessingShape" mc:Ignorable="w14 wp14">
-  <w:p>
-    <w:pPr>
-      <w:pStyle w:val="Footer"/>
-      <w:tabs>
-        <w:tab w:pos="9000" w:val="left"/>
-      </w:tabs>
-      <w:spacing w:before="0" w:after="0"/>
-    </w:pPr>
-    <w:r>
-      <w:rPr>
-        <w:rFonts w:ascii="Calibri" w:hAnsi="Calibri" w:eastAsia="Microsoft YaHei"/>
-        <w:color w:val="667085"/>
-        <w:sz w:val="18"/>
-      </w:rPr>
-      <w:t>2026-07-03</w:t>
-    </w:r>
-    <w:r>
-      <w:tab/>
-    </w:r>
-    <w:r>
-      <w:rPr>
-        <w:rFonts w:ascii="Calibri" w:hAnsi="Calibri" w:eastAsia="Microsoft YaHei"/>
-        <w:color w:val="667085"/>
-        <w:sz w:val="18"/>
-      </w:rPr>
-      <w:fldChar w:fldCharType="begin"/>
-      <w:instrText xml:space="preserve">PAGE</w:instrText>
-      <w:fldChar w:fldCharType="end"/>
-    </w:r>
-  </w:p>
-</w:ftr>
-</file>
-
-<file path=word/header1.xml><?xml version="1.0" encoding="utf-8"?>
-<w:hdr xmlns:m="http://schemas.openxmlformats.org/officeDocument/2006/math" xmlns:mc="http://schemas.openxmlformats.org/markup-compatibility/2006" xmlns:mo="http://schemas.microsoft.com/office/mac/office/2008/main" xmlns:mv="urn:schemas-microsoft-com:mac:vml" xmlns:o="urn:schemas-microsoft-com:office:office" xmlns:r="http://schemas.openxmlformats.org/officeDocument/2006/relationships" xmlns:v="urn:schemas-microsoft-com:vml" xmlns:w10="urn:schemas-microsoft-com:office:word" xmlns:w14="http://schemas.microsoft.com/office/word/2010/wordml" xmlns:w="http://schemas.openxmlformats.org/wordprocessingml/2006/main" xmlns:wne="http://schemas.microsoft.com/office/word/2006/wordml" xmlns:wp14="http://schemas.microsoft.com/office/word/2010/wordprocessingDrawing" xmlns:wp="http://schemas.openxmlformats.org/drawingml/2006/wordprocessingDrawing" xmlns:wpc="http://schemas.microsoft.com/office/word/2010/wordprocessingCanvas" xmlns:wpg="http://schemas.microsoft.com/office/word/2010/wordprocessingGroup" xmlns:wpi="http://schemas.microsoft.com/office/word/2010/wordprocessingInk" xmlns:wps="http://schemas.microsoft.com/office/word/2010/wordprocessingShape" mc:Ignorable="w14 wp14">
-  <w:p>
-    <w:pPr>
-      <w:pStyle w:val="Header"/>
-      <w:spacing w:after="0"/>
-      <w:jc w:val="right"/>
-    </w:pPr>
-    <w:r>
-      <w:rPr>
-        <w:rFonts w:ascii="Calibri" w:hAnsi="Calibri" w:eastAsia="Microsoft YaHei"/>
-        <w:color w:val="667085"/>
-        <w:sz w:val="17"/>
-      </w:rPr>
-      <w:t>正则表达式引擎 | 阶段汇报</w:t>
-    </w:r>
-  </w:p>
-</w:hdr>
 </file>
 
 <file path=word/numbering.xml><?xml version="1.0" encoding="utf-8"?>
@@ -2783,11 +1365,8 @@
     <w:name w:val="Normal"/>
     <w:qFormat/>
     <w:rsid w:val="00FC693F"/>
-    <w:pPr>
-      <w:spacing w:before="0" w:after="120" w:line="300" w:lineRule="auto"/>
-    </w:pPr>
     <w:rPr>
-      <w:rFonts w:ascii="Calibri" w:hAnsi="Calibri" w:eastAsia="Microsoft YaHei"/>
+      <w:rFonts w:ascii="Microsoft YaHei" w:hAnsi="Microsoft YaHei" w:eastAsia="Microsoft YaHei"/>
       <w:sz w:val="22"/>
     </w:rPr>
   </w:style>
@@ -2846,14 +1425,14 @@
     <w:pPr>
       <w:keepNext/>
       <w:keepLines/>
-      <w:spacing w:before="360" w:after="200"/>
+      <w:spacing w:before="480" w:after="0"/>
       <w:outlineLvl w:val="0"/>
     </w:pPr>
     <w:rPr>
-      <w:rFonts w:asciiTheme="majorHAnsi" w:eastAsiaTheme="majorEastAsia" w:hAnsiTheme="majorHAnsi" w:cstheme="majorBidi" w:ascii="Calibri" w:hAnsi="Calibri" w:eastAsia="Microsoft YaHei"/>
+      <w:rFonts w:asciiTheme="majorHAnsi" w:eastAsiaTheme="majorEastAsia" w:hAnsiTheme="majorHAnsi" w:cstheme="majorBidi" w:ascii="Microsoft YaHei" w:hAnsi="Microsoft YaHei" w:eastAsia="Microsoft YaHei"/>
       <w:b/>
       <w:bCs/>
-      <w:color w:val="2E74B5"/>
+      <w:color w:val="365F91" w:themeColor="accent1" w:themeShade="BF"/>
       <w:sz w:val="32"/>
       <w:szCs w:val="28"/>
     </w:rPr>
@@ -2870,14 +1449,14 @@
     <w:pPr>
       <w:keepNext/>
       <w:keepLines/>
-      <w:spacing w:before="280" w:after="140"/>
+      <w:spacing w:before="200" w:after="0"/>
       <w:outlineLvl w:val="1"/>
     </w:pPr>
     <w:rPr>
-      <w:rFonts w:asciiTheme="majorHAnsi" w:eastAsiaTheme="majorEastAsia" w:hAnsiTheme="majorHAnsi" w:cstheme="majorBidi" w:ascii="Calibri" w:hAnsi="Calibri" w:eastAsia="Microsoft YaHei"/>
+      <w:rFonts w:asciiTheme="majorHAnsi" w:eastAsiaTheme="majorEastAsia" w:hAnsiTheme="majorHAnsi" w:cstheme="majorBidi" w:ascii="Microsoft YaHei" w:hAnsi="Microsoft YaHei" w:eastAsia="Microsoft YaHei"/>
       <w:b/>
       <w:bCs/>
-      <w:color w:val="2E74B5"/>
+      <w:color w:val="4F81BD" w:themeColor="accent1"/>
       <w:sz w:val="26"/>
       <w:szCs w:val="26"/>
     </w:rPr>
@@ -2894,15 +1473,14 @@
     <w:pPr>
       <w:keepNext/>
       <w:keepLines/>
-      <w:spacing w:before="200" w:after="100"/>
+      <w:spacing w:before="200" w:after="0"/>
       <w:outlineLvl w:val="2"/>
     </w:pPr>
     <w:rPr>
-      <w:rFonts w:asciiTheme="majorHAnsi" w:eastAsiaTheme="majorEastAsia" w:hAnsiTheme="majorHAnsi" w:cstheme="majorBidi" w:ascii="Calibri" w:hAnsi="Calibri" w:eastAsia="Microsoft YaHei"/>
+      <w:rFonts w:asciiTheme="majorHAnsi" w:eastAsiaTheme="majorEastAsia" w:hAnsiTheme="majorHAnsi" w:cstheme="majorBidi"/>
       <w:b/>
       <w:bCs/>
-      <w:color w:val="1F4D78"/>
-      <w:sz w:val="24"/>
+      <w:color w:val="4F81BD" w:themeColor="accent1"/>
     </w:rPr>
   </w:style>
   <w:style w:type="paragraph" w:styleId="Heading4">
@@ -3140,11 +1718,12 @@
       <w:contextualSpacing/>
     </w:pPr>
     <w:rPr>
-      <w:rFonts w:asciiTheme="majorHAnsi" w:eastAsiaTheme="majorEastAsia" w:hAnsiTheme="majorHAnsi" w:cstheme="majorBidi"/>
+      <w:rFonts w:asciiTheme="majorHAnsi" w:eastAsiaTheme="majorEastAsia" w:hAnsiTheme="majorHAnsi" w:cstheme="majorBidi" w:ascii="Microsoft YaHei" w:hAnsi="Microsoft YaHei" w:eastAsia="Microsoft YaHei"/>
+      <w:b/>
       <w:color w:val="17365D" w:themeColor="text2" w:themeShade="BF"/>
       <w:spacing w:val="5"/>
       <w:kern w:val="28"/>
-      <w:sz w:val="52"/>
+      <w:sz w:val="48"/>
       <w:szCs w:val="52"/>
     </w:rPr>
   </w:style>
